--- a/docx/trainer-guide.docx
+++ b/docx/trainer-guide.docx
@@ -99,7 +99,7 @@
           <w:sz w:val="22"/>
           <w:rtl/>
         </w:rPr>
-        <w:t xml:space="preserve">5 جلسات · 7.5 ساعة عمل موجّه</w:t>
+        <w:t xml:space="preserve">5 جلسات · 7.5 ساعة عمل موجّه (+ وحدة متقدمة 100 د)</w:t>
       </w:r>
     </w:p>
     <w:p>
@@ -199,7 +199,7 @@
           <w:sz w:val="22"/>
           <w:rtl/>
         </w:rPr>
-        <w:t xml:space="preserve">5 أوراق + بطاقات مدموجة + موقع منشور</w:t>
+        <w:t xml:space="preserve">6 أوراق + بطاقات مدموجة + موقع منشور + إصدار v1.0.0</w:t>
       </w:r>
     </w:p>
     <w:p>
@@ -1033,7 +1033,36 @@
                 <w:sz w:val="22"/>
                 <w:rtl/>
               </w:rPr>
-              <w:t xml:space="preserve">عرض 20 د + تنفيذ 60 د + تحقّق 10 د</w:t>
+              <w:t xml:space="preserve">عرض</w:t>
+            </w:r>
+            <w:r>
+              <w:rPr>
+                <w:sz w:val="22"/>
+                <w:rtl/>
+              </w:rPr>
+              <w:t xml:space="preserve"> </w:t>
+            </w:r>
+            <w:r>
+              <w:rPr>
+                <w:rStyle w:val="VerbatimChar"/>
+                <w:sz w:val="22"/>
+                <w:rtl/>
+              </w:rPr>
+              <w:t xml:space="preserve">s1-intro</w:t>
+            </w:r>
+            <w:r>
+              <w:rPr>
+                <w:sz w:val="22"/>
+                <w:rtl/>
+              </w:rPr>
+              <w:t xml:space="preserve"> </w:t>
+            </w:r>
+            <w:r>
+              <w:rPr>
+                <w:sz w:val="22"/>
+                <w:rtl/>
+              </w:rPr>
+              <w:t xml:space="preserve">20 د + تنفيذ 60 د + تحقّق 10 د</w:t>
             </w:r>
           </w:p>
         </w:tc>
@@ -1147,7 +1176,36 @@
                 <w:sz w:val="22"/>
                 <w:rtl/>
               </w:rPr>
-              <w:t xml:space="preserve">عرض 10 د + تنفيذ 55 د</w:t>
+              <w:t xml:space="preserve">عرض</w:t>
+            </w:r>
+            <w:r>
+              <w:rPr>
+                <w:sz w:val="22"/>
+                <w:rtl/>
+              </w:rPr>
+              <w:t xml:space="preserve"> </w:t>
+            </w:r>
+            <w:r>
+              <w:rPr>
+                <w:rStyle w:val="VerbatimChar"/>
+                <w:sz w:val="22"/>
+                <w:rtl/>
+              </w:rPr>
+              <w:t xml:space="preserve">s2-clone</w:t>
+            </w:r>
+            <w:r>
+              <w:rPr>
+                <w:sz w:val="22"/>
+                <w:rtl/>
+              </w:rPr>
+              <w:t xml:space="preserve"> </w:t>
+            </w:r>
+            <w:r>
+              <w:rPr>
+                <w:sz w:val="22"/>
+                <w:rtl/>
+              </w:rPr>
+              <w:t xml:space="preserve">10 د + تنفيذ 55 د</w:t>
             </w:r>
           </w:p>
         </w:tc>
@@ -1276,7 +1334,36 @@
                 <w:sz w:val="22"/>
                 <w:rtl/>
               </w:rPr>
-              <w:t xml:space="preserve">تنفيذ موجّه 70 د + مراجعة ثنائية 20 د</w:t>
+              <w:t xml:space="preserve">عرض</w:t>
+            </w:r>
+            <w:r>
+              <w:rPr>
+                <w:sz w:val="22"/>
+                <w:rtl/>
+              </w:rPr>
+              <w:t xml:space="preserve"> </w:t>
+            </w:r>
+            <w:r>
+              <w:rPr>
+                <w:rStyle w:val="VerbatimChar"/>
+                <w:sz w:val="22"/>
+                <w:rtl/>
+              </w:rPr>
+              <w:t xml:space="preserve">s3-branch-pr</w:t>
+            </w:r>
+            <w:r>
+              <w:rPr>
+                <w:sz w:val="22"/>
+                <w:rtl/>
+              </w:rPr>
+              <w:t xml:space="preserve"> </w:t>
+            </w:r>
+            <w:r>
+              <w:rPr>
+                <w:sz w:val="22"/>
+                <w:rtl/>
+              </w:rPr>
+              <w:t xml:space="preserve">10 د + تنفيذ موجّه 60 د + مراجعة ثنائية 20 د</w:t>
             </w:r>
           </w:p>
         </w:tc>
@@ -1390,7 +1477,36 @@
                 <w:sz w:val="22"/>
                 <w:rtl/>
               </w:rPr>
-              <w:t xml:space="preserve">تنفيذ 60 د + مناقشة تاريخ المشروع 30 د</w:t>
+              <w:t xml:space="preserve">عرض</w:t>
+            </w:r>
+            <w:r>
+              <w:rPr>
+                <w:sz w:val="22"/>
+                <w:rtl/>
+              </w:rPr>
+              <w:t xml:space="preserve"> </w:t>
+            </w:r>
+            <w:r>
+              <w:rPr>
+                <w:rStyle w:val="VerbatimChar"/>
+                <w:sz w:val="22"/>
+                <w:rtl/>
+              </w:rPr>
+              <w:t xml:space="preserve">s4-merge</w:t>
+            </w:r>
+            <w:r>
+              <w:rPr>
+                <w:sz w:val="22"/>
+                <w:rtl/>
+              </w:rPr>
+              <w:t xml:space="preserve"> </w:t>
+            </w:r>
+            <w:r>
+              <w:rPr>
+                <w:sz w:val="22"/>
+                <w:rtl/>
+              </w:rPr>
+              <w:t xml:space="preserve">10 د + تنفيذ 55 د + مناقشة تاريخ المشروع 25 د</w:t>
             </w:r>
           </w:p>
         </w:tc>
@@ -1519,7 +1635,36 @@
                 <w:sz w:val="22"/>
                 <w:rtl/>
               </w:rPr>
-              <w:t xml:space="preserve">مختبر تعارض 50 د + نشر 30 د + احتفال 20 د</w:t>
+              <w:t xml:space="preserve">عرض</w:t>
+            </w:r>
+            <w:r>
+              <w:rPr>
+                <w:sz w:val="22"/>
+                <w:rtl/>
+              </w:rPr>
+              <w:t xml:space="preserve"> </w:t>
+            </w:r>
+            <w:r>
+              <w:rPr>
+                <w:rStyle w:val="VerbatimChar"/>
+                <w:sz w:val="22"/>
+                <w:rtl/>
+              </w:rPr>
+              <w:t xml:space="preserve">s5-conflicts</w:t>
+            </w:r>
+            <w:r>
+              <w:rPr>
+                <w:sz w:val="22"/>
+                <w:rtl/>
+              </w:rPr>
+              <w:t xml:space="preserve"> </w:t>
+            </w:r>
+            <w:r>
+              <w:rPr>
+                <w:sz w:val="22"/>
+                <w:rtl/>
+              </w:rPr>
+              <w:t xml:space="preserve">15 د + مختبر تعارض 45 د + نشر 30 د + احتفال 30 د</w:t>
             </w:r>
           </w:p>
         </w:tc>
@@ -1536,11 +1681,379 @@
                 <w:rtl/>
               </w:rPr>
               <w:t xml:space="preserve">مهمة إثراء اختيارية</w:t>
+            </w:r>
+          </w:p>
+        </w:tc>
+      </w:tr>
+      <w:tr>
+        <w:tc>
+          <w:tcPr/>
+          <w:p>
+            <w:pPr>
+              <w:pStyle w:val="Compact"/>
+              <w:bidi/>
+            </w:pPr>
+            <w:r>
+              <w:rPr>
+                <w:sz w:val="22"/>
+                <w:rtl/>
+              </w:rPr>
+              <w:t xml:space="preserve">6</w:t>
+            </w:r>
+          </w:p>
+        </w:tc>
+        <w:tc>
+          <w:tcPr/>
+          <w:p>
+            <w:pPr>
+              <w:pStyle w:val="Compact"/>
+              <w:bidi/>
+            </w:pPr>
+            <w:r>
+              <w:rPr>
+                <w:b/>
+                <w:bCs/>
+                <w:sz w:val="22"/>
+                <w:rtl/>
+              </w:rPr>
+              <w:t xml:space="preserve">06 الأتمتة</w:t>
+            </w:r>
+            <w:r>
+              <w:rPr>
+                <w:sz w:val="22"/>
+                <w:rtl/>
+              </w:rPr>
+              <w:t xml:space="preserve"> </w:t>
+            </w:r>
+            <w:r>
+              <w:rPr>
+                <w:sz w:val="22"/>
+                <w:rtl/>
+              </w:rPr>
+              <w:t xml:space="preserve">(وحدة متقدمة اختيارية)</w:t>
+            </w:r>
+          </w:p>
+        </w:tc>
+        <w:tc>
+          <w:tcPr/>
+          <w:p>
+            <w:pPr>
+              <w:pStyle w:val="Compact"/>
+              <w:bidi/>
+            </w:pPr>
+            <w:r>
+              <w:rPr>
+                <w:sz w:val="22"/>
+                <w:rtl/>
+              </w:rPr>
+              <w:t xml:space="preserve">100 د</w:t>
+            </w:r>
+          </w:p>
+        </w:tc>
+        <w:tc>
+          <w:tcPr/>
+          <w:p>
+            <w:pPr>
+              <w:pStyle w:val="Compact"/>
+              <w:bidi/>
+            </w:pPr>
+            <w:r>
+              <w:rPr>
+                <w:sz w:val="22"/>
+                <w:rtl/>
+              </w:rPr>
+              <w:t xml:space="preserve">CI · GitHub Actions · حماية الفرع · CODEOWNERS · الإصدارات</w:t>
+            </w:r>
+          </w:p>
+        </w:tc>
+        <w:tc>
+          <w:tcPr/>
+          <w:p>
+            <w:pPr>
+              <w:pStyle w:val="Compact"/>
+              <w:bidi/>
+            </w:pPr>
+            <w:r>
+              <w:rPr>
+                <w:sz w:val="22"/>
+                <w:rtl/>
+              </w:rPr>
+              <w:t xml:space="preserve">فحص أخضر + إصدار v1.0.0 + حماية فرع</w:t>
+            </w:r>
+          </w:p>
+        </w:tc>
+        <w:tc>
+          <w:tcPr/>
+          <w:p>
+            <w:pPr>
+              <w:pStyle w:val="Compact"/>
+              <w:bidi/>
+            </w:pPr>
+            <w:r>
+              <w:rPr>
+                <w:sz w:val="22"/>
+                <w:rtl/>
+              </w:rPr>
+              <w:t xml:space="preserve">عرض</w:t>
+            </w:r>
+            <w:r>
+              <w:rPr>
+                <w:sz w:val="22"/>
+                <w:rtl/>
+              </w:rPr>
+              <w:t xml:space="preserve"> </w:t>
+            </w:r>
+            <w:r>
+              <w:rPr>
+                <w:rStyle w:val="VerbatimChar"/>
+                <w:sz w:val="22"/>
+                <w:rtl/>
+              </w:rPr>
+              <w:t xml:space="preserve">s6-automation</w:t>
+            </w:r>
+            <w:r>
+              <w:rPr>
+                <w:sz w:val="22"/>
+                <w:rtl/>
+              </w:rPr>
+              <w:t xml:space="preserve"> </w:t>
+            </w:r>
+            <w:r>
+              <w:rPr>
+                <w:sz w:val="22"/>
+                <w:rtl/>
+              </w:rPr>
+              <w:t xml:space="preserve">20 د + فحص مباشر 30 د + تجربة كسر/إصلاح 30 د + إصدار 20 د</w:t>
+            </w:r>
+          </w:p>
+        </w:tc>
+        <w:tc>
+          <w:tcPr/>
+          <w:p>
+            <w:pPr>
+              <w:pStyle w:val="Compact"/>
+              <w:bidi/>
+            </w:pPr>
+            <w:r>
+              <w:rPr>
+                <w:sz w:val="22"/>
+                <w:rtl/>
+              </w:rPr>
+              <w:t xml:space="preserve">فحص جديد لخطأ متكرر</w:t>
             </w:r>
           </w:p>
         </w:tc>
       </w:tr>
     </w:tbl>
+    <w:p>
+      <w:pPr>
+        <w:pStyle w:val="BodyText"/>
+        <w:bidi/>
+      </w:pPr>
+      <w:r>
+        <w:rPr>
+          <w:sz w:val="22"/>
+          <w:rtl/>
+        </w:rPr>
+        <w:t xml:space="preserve">الوحدة المتقدمة (السادسة) — لمن ومتى؟</w:t>
+      </w:r>
+      <w:r>
+        <w:rPr>
+          <w:sz w:val="22"/>
+          <w:rtl/>
+        </w:rPr>
+        <w:t xml:space="preserve">The advanced unit</w:t>
+      </w:r>
+    </w:p>
+    <w:p>
+      <w:pPr>
+        <w:pStyle w:val="BodyText"/>
+        <w:bidi/>
+      </w:pPr>
+      <w:r>
+        <w:rPr>
+          <w:sz w:val="22"/>
+          <w:rtl/>
+        </w:rPr>
+        <w:t xml:space="preserve">الورقة 06</w:t>
+      </w:r>
+      <w:r>
+        <w:rPr>
+          <w:sz w:val="22"/>
+          <w:rtl/>
+        </w:rPr>
+        <w:t xml:space="preserve"> </w:t>
+      </w:r>
+      <w:r>
+        <w:rPr>
+          <w:b/>
+          <w:bCs/>
+          <w:sz w:val="22"/>
+          <w:rtl/>
+        </w:rPr>
+        <w:t xml:space="preserve">ليست إلزامية للجميع</w:t>
+      </w:r>
+      <w:r>
+        <w:rPr>
+          <w:sz w:val="22"/>
+          <w:rtl/>
+        </w:rPr>
+        <w:t xml:space="preserve">. اعرضها على:</w:t>
+      </w:r>
+      <w:r>
+        <w:rPr>
+          <w:sz w:val="22"/>
+          <w:rtl/>
+        </w:rPr>
+        <w:t xml:space="preserve"> </w:t>
+      </w:r>
+      <w:r>
+        <w:rPr>
+          <w:sz w:val="22"/>
+          <w:rtl/>
+        </w:rPr>
+        <w:t xml:space="preserve">1. من أنهى الأوراق الخمس بنتيجة 85+ (تحدٍّ مناسب بلا إحباط).</w:t>
+      </w:r>
+      <w:r>
+        <w:rPr>
+          <w:sz w:val="22"/>
+          <w:rtl/>
+        </w:rPr>
+        <w:t xml:space="preserve"> </w:t>
+      </w:r>
+      <w:r>
+        <w:rPr>
+          <w:sz w:val="22"/>
+          <w:rtl/>
+        </w:rPr>
+        <w:t xml:space="preserve">2. الطلاب الذين يظهرونهم بشكل متكرر — بمعنى آخر: من يصبح</w:t>
+      </w:r>
+      <w:r>
+        <w:rPr>
+          <w:sz w:val="22"/>
+          <w:rtl/>
+        </w:rPr>
+        <w:t xml:space="preserve"> </w:t>
+      </w:r>
+      <w:r>
+        <w:rPr>
+          <w:b/>
+          <w:bCs/>
+          <w:sz w:val="22"/>
+          <w:rtl/>
+        </w:rPr>
+        <w:t xml:space="preserve">مصدر خطأ متكرر</w:t>
+      </w:r>
+      <w:r>
+        <w:rPr>
+          <w:sz w:val="22"/>
+          <w:rtl/>
+        </w:rPr>
+        <w:t xml:space="preserve"> </w:t>
+      </w:r>
+      <w:r>
+        <w:rPr>
+          <w:sz w:val="22"/>
+          <w:rtl/>
+        </w:rPr>
+        <w:t xml:space="preserve">للفريق،</w:t>
+      </w:r>
+      <w:r>
+        <w:rPr>
+          <w:sz w:val="22"/>
+          <w:rtl/>
+        </w:rPr>
+        <w:t xml:space="preserve"> </w:t>
+      </w:r>
+      <w:r>
+        <w:rPr>
+          <w:sz w:val="22"/>
+          <w:rtl/>
+        </w:rPr>
+        <w:t xml:space="preserve">إذ تحلّ الآلة محلّ إرشادك المتكرر.</w:t>
+      </w:r>
+      <w:r>
+        <w:rPr>
+          <w:sz w:val="22"/>
+          <w:rtl/>
+        </w:rPr>
+        <w:t xml:space="preserve"> </w:t>
+      </w:r>
+      <w:r>
+        <w:rPr>
+          <w:sz w:val="22"/>
+          <w:rtl/>
+        </w:rPr>
+        <w:t xml:space="preserve">والقاعدة التربوية: امنح هذه الوحدة كـ</w:t>
+      </w:r>
+      <w:r>
+        <w:rPr>
+          <w:b/>
+          <w:bCs/>
+          <w:sz w:val="22"/>
+          <w:rtl/>
+        </w:rPr>
+        <w:t xml:space="preserve">مسؤولية</w:t>
+      </w:r>
+      <w:r>
+        <w:rPr>
+          <w:sz w:val="22"/>
+          <w:rtl/>
+        </w:rPr>
+        <w:t xml:space="preserve"> </w:t>
+      </w:r>
+      <w:r>
+        <w:rPr>
+          <w:sz w:val="22"/>
+          <w:rtl/>
+        </w:rPr>
+        <w:t xml:space="preserve">(«أنت المسؤول عن جودة المشروع الآن»)</w:t>
+      </w:r>
+      <w:r>
+        <w:rPr>
+          <w:sz w:val="22"/>
+          <w:rtl/>
+        </w:rPr>
+        <w:t xml:space="preserve"> </w:t>
+      </w:r>
+      <w:r>
+        <w:rPr>
+          <w:sz w:val="22"/>
+          <w:rtl/>
+        </w:rPr>
+        <w:t xml:space="preserve">لا كمكافأة، فتتحول من «واجب إضافي» إلى</w:t>
+      </w:r>
+      <w:r>
+        <w:rPr>
+          <w:sz w:val="22"/>
+          <w:rtl/>
+        </w:rPr>
+        <w:t xml:space="preserve"> </w:t>
+      </w:r>
+      <w:r>
+        <w:rPr>
+          <w:b/>
+          <w:bCs/>
+          <w:sz w:val="22"/>
+          <w:rtl/>
+        </w:rPr>
+        <w:t xml:space="preserve">منصب</w:t>
+      </w:r>
+      <w:r>
+        <w:rPr>
+          <w:sz w:val="22"/>
+          <w:rtl/>
+        </w:rPr>
+        <w:t xml:space="preserve"> </w:t>
+      </w:r>
+      <w:r>
+        <w:rPr>
+          <w:sz w:val="22"/>
+          <w:rtl/>
+        </w:rPr>
+        <w:t xml:space="preserve">يريدونه.</w:t>
+      </w:r>
+    </w:p>
     <w:p>
       <w:pPr>
         <w:pStyle w:val="BodyText"/>
@@ -2000,6 +2513,52 @@
           <w:rtl/>
         </w:rPr>
         <w:t xml:space="preserve">[ ] اطبع أوراق العمل الخمس (وكل ورقة على وجهين) + انسخ نماذج الحلول لنفسك</w:t>
+      </w:r>
+    </w:p>
+    <w:p>
+      <w:pPr>
+        <w:pStyle w:val="Compact"/>
+        <w:numPr>
+          <w:ilvl w:val="0"/>
+          <w:numId w:val="1001"/>
+        </w:numPr>
+        <w:bidi/>
+      </w:pPr>
+      <w:r>
+        <w:rPr>
+          <w:sz w:val="22"/>
+          <w:rtl/>
+        </w:rPr>
+        <w:t xml:space="preserve">[ ] افتح عرض الجلسة من</w:t>
+      </w:r>
+      <w:r>
+        <w:rPr>
+          <w:sz w:val="22"/>
+          <w:rtl/>
+        </w:rPr>
+        <w:t xml:space="preserve"> </w:t>
+      </w:r>
+      <w:r>
+        <w:rPr>
+          <w:rStyle w:val="VerbatimChar"/>
+          <w:sz w:val="22"/>
+          <w:rtl/>
+        </w:rPr>
+        <w:t xml:space="preserve">slides/</w:t>
+      </w:r>
+      <w:r>
+        <w:rPr>
+          <w:sz w:val="22"/>
+          <w:rtl/>
+        </w:rPr>
+        <w:t xml:space="preserve"> </w:t>
+      </w:r>
+      <w:r>
+        <w:rPr>
+          <w:sz w:val="22"/>
+          <w:rtl/>
+        </w:rPr>
+        <w:t xml:space="preserve">(عروض جاهزة 11–18 شريحة لكل جلسة) على شاشة العرض — توزَّع Canvas لا تُطبع</w:t>
       </w:r>
     </w:p>
     <w:p>
@@ -4537,6 +5096,339 @@
                 <w:rtl/>
               </w:rPr>
               <w:t xml:space="preserve">إعادة توزيع المهام</w:t>
+            </w:r>
+          </w:p>
+        </w:tc>
+      </w:tr>
+      <w:tr>
+        <w:tc>
+          <w:tcPr/>
+          <w:p>
+            <w:pPr>
+              <w:pStyle w:val="Compact"/>
+              <w:bidi/>
+            </w:pPr>
+            <w:r>
+              <w:rPr>
+                <w:sz w:val="22"/>
+                <w:rtl/>
+              </w:rPr>
+              <w:t xml:space="preserve">11</w:t>
+            </w:r>
+          </w:p>
+        </w:tc>
+        <w:tc>
+          <w:tcPr/>
+          <w:p>
+            <w:pPr>
+              <w:pStyle w:val="Compact"/>
+              <w:bidi/>
+            </w:pPr>
+            <w:r>
+              <w:rPr>
+                <w:sz w:val="22"/>
+                <w:rtl/>
+              </w:rPr>
+              <w:t xml:space="preserve">«الفحص الأحمر أزعجني فرفعت بالقوة»</w:t>
+            </w:r>
+          </w:p>
+        </w:tc>
+        <w:tc>
+          <w:tcPr/>
+          <w:p>
+            <w:pPr>
+              <w:pStyle w:val="Compact"/>
+              <w:bidi/>
+            </w:pPr>
+            <w:r>
+              <w:rPr>
+                <w:sz w:val="22"/>
+                <w:rtl/>
+              </w:rPr>
+              <w:t xml:space="preserve">لم يفهم أن الحماية تحمي الفريق</w:t>
+            </w:r>
+          </w:p>
+        </w:tc>
+        <w:tc>
+          <w:tcPr/>
+          <w:p>
+            <w:pPr>
+              <w:pStyle w:val="Compact"/>
+              <w:bidi/>
+            </w:pPr>
+            <w:r>
+              <w:rPr>
+                <w:sz w:val="22"/>
+                <w:rtl/>
+              </w:rPr>
+              <w:t xml:space="preserve">أوقف الدفع، واعرض سبب الفشل على الشاشة</w:t>
+            </w:r>
+          </w:p>
+        </w:tc>
+        <w:tc>
+          <w:tcPr/>
+          <w:p>
+            <w:pPr>
+              <w:pStyle w:val="Compact"/>
+              <w:bidi/>
+            </w:pPr>
+            <w:r>
+              <w:rPr>
+                <w:sz w:val="22"/>
+                <w:rtl/>
+              </w:rPr>
+              <w:t xml:space="preserve">تدريبات الورقة 06 (كسر/إصلاح)</w:t>
+            </w:r>
+          </w:p>
+        </w:tc>
+      </w:tr>
+      <w:tr>
+        <w:tc>
+          <w:tcPr/>
+          <w:p>
+            <w:pPr>
+              <w:pStyle w:val="Compact"/>
+              <w:bidi/>
+            </w:pPr>
+            <w:r>
+              <w:rPr>
+                <w:sz w:val="22"/>
+                <w:rtl/>
+              </w:rPr>
+              <w:t xml:space="preserve">12</w:t>
+            </w:r>
+          </w:p>
+        </w:tc>
+        <w:tc>
+          <w:tcPr/>
+          <w:p>
+            <w:pPr>
+              <w:pStyle w:val="Compact"/>
+              <w:bidi/>
+            </w:pPr>
+            <w:r>
+              <w:rPr>
+                <w:sz w:val="22"/>
+                <w:rtl/>
+              </w:rPr>
+              <w:t xml:space="preserve">عدّل</w:t>
+            </w:r>
+            <w:r>
+              <w:rPr>
+                <w:sz w:val="22"/>
+                <w:rtl/>
+              </w:rPr>
+              <w:t xml:space="preserve"> </w:t>
+            </w:r>
+            <w:r>
+              <w:rPr>
+                <w:rStyle w:val="VerbatimChar"/>
+                <w:sz w:val="22"/>
+                <w:rtl/>
+              </w:rPr>
+              <w:t xml:space="preserve">validate-members.mjs</w:t>
+            </w:r>
+            <w:r>
+              <w:rPr>
+                <w:sz w:val="22"/>
+                <w:rtl/>
+              </w:rPr>
+              <w:t xml:space="preserve"> </w:t>
+            </w:r>
+            <w:r>
+              <w:rPr>
+                <w:sz w:val="22"/>
+                <w:rtl/>
+              </w:rPr>
+              <w:t xml:space="preserve">ليُخفي خطأه</w:t>
+            </w:r>
+          </w:p>
+        </w:tc>
+        <w:tc>
+          <w:tcPr/>
+          <w:p>
+            <w:pPr>
+              <w:pStyle w:val="Compact"/>
+              <w:bidi/>
+            </w:pPr>
+            <w:r>
+              <w:rPr>
+                <w:sz w:val="22"/>
+                <w:rtl/>
+              </w:rPr>
+              <w:t xml:space="preserve">سلوك غير مهني (تجاوز الفحص)</w:t>
+            </w:r>
+          </w:p>
+        </w:tc>
+        <w:tc>
+          <w:tcPr/>
+          <w:p>
+            <w:pPr>
+              <w:pStyle w:val="Compact"/>
+              <w:bidi/>
+            </w:pPr>
+            <w:r>
+              <w:rPr>
+                <w:sz w:val="22"/>
+                <w:rtl/>
+              </w:rPr>
+              <w:t xml:space="preserve">راجع تعديله وأعد الحالة</w:t>
+            </w:r>
+          </w:p>
+        </w:tc>
+        <w:tc>
+          <w:tcPr/>
+          <w:p>
+            <w:pPr>
+              <w:pStyle w:val="Compact"/>
+              <w:bidi/>
+            </w:pPr>
+            <w:r>
+              <w:rPr>
+                <w:sz w:val="22"/>
+                <w:rtl/>
+              </w:rPr>
+              <w:t xml:space="preserve">مناقشة فردية + خصم موثّق</w:t>
+            </w:r>
+          </w:p>
+        </w:tc>
+      </w:tr>
+      <w:tr>
+        <w:tc>
+          <w:tcPr/>
+          <w:p>
+            <w:pPr>
+              <w:pStyle w:val="Compact"/>
+              <w:bidi/>
+            </w:pPr>
+            <w:r>
+              <w:rPr>
+                <w:sz w:val="22"/>
+                <w:rtl/>
+              </w:rPr>
+              <w:t xml:space="preserve">13</w:t>
+            </w:r>
+          </w:p>
+        </w:tc>
+        <w:tc>
+          <w:tcPr/>
+          <w:p>
+            <w:pPr>
+              <w:pStyle w:val="Compact"/>
+              <w:bidi/>
+            </w:pPr>
+            <w:r>
+              <w:rPr>
+                <w:sz w:val="22"/>
+                <w:rtl/>
+              </w:rPr>
+              <w:t xml:space="preserve">الفحص يعمل عند الطالب ولا يعمل في CI</w:t>
+            </w:r>
+          </w:p>
+        </w:tc>
+        <w:tc>
+          <w:tcPr/>
+          <w:p>
+            <w:pPr>
+              <w:pStyle w:val="Compact"/>
+              <w:bidi/>
+            </w:pPr>
+            <w:r>
+              <w:rPr>
+                <w:sz w:val="22"/>
+                <w:rtl/>
+              </w:rPr>
+              <w:t xml:space="preserve">إصدار Node مختلف أو اعتماد على ملف غير متتبَّع</w:t>
+            </w:r>
+          </w:p>
+        </w:tc>
+        <w:tc>
+          <w:tcPr/>
+          <w:p>
+            <w:pPr>
+              <w:pStyle w:val="Compact"/>
+              <w:bidi/>
+            </w:pPr>
+            <w:r>
+              <w:rPr>
+                <w:sz w:val="22"/>
+                <w:rtl/>
+              </w:rPr>
+              <w:t xml:space="preserve">ثبّت إصدار Node في</w:t>
+            </w:r>
+            <w:r>
+              <w:rPr>
+                <w:sz w:val="22"/>
+                <w:rtl/>
+              </w:rPr>
+              <w:t xml:space="preserve"> </w:t>
+            </w:r>
+            <w:r>
+              <w:rPr>
+                <w:rStyle w:val="VerbatimChar"/>
+                <w:sz w:val="22"/>
+                <w:rtl/>
+              </w:rPr>
+              <w:t xml:space="preserve">setup-node</w:t>
+            </w:r>
+            <w:r>
+              <w:rPr>
+                <w:sz w:val="22"/>
+                <w:rtl/>
+              </w:rPr>
+              <w:t xml:space="preserve"> </w:t>
+            </w:r>
+            <w:r>
+              <w:rPr>
+                <w:sz w:val="22"/>
+                <w:rtl/>
+              </w:rPr>
+              <w:t xml:space="preserve">وتأكد من</w:t>
+            </w:r>
+            <w:r>
+              <w:rPr>
+                <w:sz w:val="22"/>
+                <w:rtl/>
+              </w:rPr>
+              <w:t xml:space="preserve"> </w:t>
+            </w:r>
+            <w:r>
+              <w:rPr>
+                <w:rStyle w:val="VerbatimChar"/>
+                <w:sz w:val="22"/>
+                <w:rtl/>
+              </w:rPr>
+              <w:t xml:space="preserve">git status</w:t>
+            </w:r>
+            <w:r>
+              <w:rPr>
+                <w:sz w:val="22"/>
+                <w:rtl/>
+              </w:rPr>
+              <w:t xml:space="preserve"> </w:t>
+            </w:r>
+            <w:r>
+              <w:rPr>
+                <w:sz w:val="22"/>
+                <w:rtl/>
+              </w:rPr>
+              <w:t xml:space="preserve">نظيف</w:t>
+            </w:r>
+          </w:p>
+        </w:tc>
+        <w:tc>
+          <w:tcPr/>
+          <w:p>
+            <w:pPr>
+              <w:pStyle w:val="Compact"/>
+              <w:bidi/>
+            </w:pPr>
+            <w:r>
+              <w:rPr>
+                <w:sz w:val="22"/>
+                <w:rtl/>
+              </w:rPr>
+              <w:t xml:space="preserve">درس: بيئة CI معزولة ونظيفة</w:t>
             </w:r>
           </w:p>
         </w:tc>
@@ -5670,7 +6562,7 @@
                 <w:sz w:val="22"/>
                 <w:rtl/>
               </w:rPr>
-              <w:t xml:space="preserve">المجموع /500</w:t>
+              <w:t xml:space="preserve">المجموع /500 · 06</w:t>
             </w:r>
           </w:p>
         </w:tc>
@@ -6327,7 +7219,7 @@
           <w:sz w:val="22"/>
           <w:rtl/>
         </w:rPr>
-        <w:t xml:space="preserve">8 · الملحق: خطة التقييم الكلية (500 نقطة)</w:t>
+        <w:t xml:space="preserve">8 · الملحق: خطة التقييم الكلية (500 نقطة + 100 للوحدة المتقدمة)</w:t>
       </w:r>
       <w:r>
         <w:rPr>
@@ -6764,7 +7656,7 @@
                 <w:sz w:val="22"/>
                 <w:rtl/>
               </w:rPr>
-              <w:t xml:space="preserve">المجموع</w:t>
+              <w:t xml:space="preserve">المجموع (الأساسي)</w:t>
             </w:r>
           </w:p>
         </w:tc>
@@ -6799,6 +7691,142 @@
                 <w:rtl/>
               </w:rPr>
               <w:t xml:space="preserve">100%</w:t>
+            </w:r>
+          </w:p>
+        </w:tc>
+        <w:tc>
+          <w:tcPr/>
+          <w:p>
+            <w:pPr>
+              <w:pStyle w:val="Compact"/>
+              <w:bidi/>
+            </w:pPr>
+            <w:r>
+              <w:rPr>
+                <w:sz w:val="22"/>
+                <w:rtl/>
+              </w:rPr>
+              <w:t xml:space="preserve">—</w:t>
+            </w:r>
+          </w:p>
+        </w:tc>
+      </w:tr>
+      <w:tr>
+        <w:tc>
+          <w:tcPr/>
+          <w:p>
+            <w:pPr>
+              <w:pStyle w:val="Compact"/>
+              <w:bidi/>
+            </w:pPr>
+            <w:r>
+              <w:rPr>
+                <w:sz w:val="22"/>
+                <w:rtl/>
+              </w:rPr>
+              <w:t xml:space="preserve">06 الأتمتة (متقدم اختياري)</w:t>
+            </w:r>
+          </w:p>
+        </w:tc>
+        <w:tc>
+          <w:tcPr/>
+          <w:p>
+            <w:pPr>
+              <w:pStyle w:val="Compact"/>
+              <w:bidi/>
+            </w:pPr>
+            <w:r>
+              <w:rPr>
+                <w:sz w:val="22"/>
+                <w:rtl/>
+              </w:rPr>
+              <w:t xml:space="preserve">100</w:t>
+            </w:r>
+          </w:p>
+        </w:tc>
+        <w:tc>
+          <w:tcPr/>
+          <w:p>
+            <w:pPr>
+              <w:pStyle w:val="Compact"/>
+              <w:bidi/>
+            </w:pPr>
+            <w:r>
+              <w:rPr>
+                <w:sz w:val="22"/>
+                <w:rtl/>
+              </w:rPr>
+              <w:t xml:space="preserve">—</w:t>
+            </w:r>
+          </w:p>
+        </w:tc>
+        <w:tc>
+          <w:tcPr/>
+          <w:p>
+            <w:pPr>
+              <w:pStyle w:val="Compact"/>
+              <w:bidi/>
+            </w:pPr>
+            <w:r>
+              <w:rPr>
+                <w:sz w:val="22"/>
+                <w:rtl/>
+              </w:rPr>
+              <w:t xml:space="preserve">كسر/إصلاح موثّق + فحص أخضر + إصدار v1.0.0</w:t>
+            </w:r>
+          </w:p>
+        </w:tc>
+      </w:tr>
+      <w:tr>
+        <w:tc>
+          <w:tcPr/>
+          <w:p>
+            <w:pPr>
+              <w:pStyle w:val="Compact"/>
+              <w:bidi/>
+            </w:pPr>
+            <w:r>
+              <w:rPr>
+                <w:b/>
+                <w:bCs/>
+                <w:sz w:val="22"/>
+                <w:rtl/>
+              </w:rPr>
+              <w:t xml:space="preserve">المجموع الكامل مع الوحدة المتقدمة</w:t>
+            </w:r>
+          </w:p>
+        </w:tc>
+        <w:tc>
+          <w:tcPr/>
+          <w:p>
+            <w:pPr>
+              <w:pStyle w:val="Compact"/>
+              <w:bidi/>
+            </w:pPr>
+            <w:r>
+              <w:rPr>
+                <w:b/>
+                <w:bCs/>
+                <w:sz w:val="22"/>
+                <w:rtl/>
+              </w:rPr>
+              <w:t xml:space="preserve">600</w:t>
+            </w:r>
+          </w:p>
+        </w:tc>
+        <w:tc>
+          <w:tcPr/>
+          <w:p>
+            <w:pPr>
+              <w:pStyle w:val="Compact"/>
+              <w:bidi/>
+            </w:pPr>
+            <w:r>
+              <w:rPr>
+                <w:sz w:val="22"/>
+                <w:rtl/>
+              </w:rPr>
+              <w:t xml:space="preserve">—</w:t>
             </w:r>
           </w:p>
         </w:tc>

--- a/docx/trainer-guide.docx
+++ b/docx/trainer-guide.docx
@@ -2558,7 +2558,110 @@
           <w:sz w:val="22"/>
           <w:rtl/>
         </w:rPr>
-        <w:t xml:space="preserve">(عروض جاهزة 11–18 شريحة لكل جلسة) على شاشة العرض — توزَّع Canvas لا تُطبع</w:t>
+        <w:t xml:space="preserve">على شاشة العرض — ثلاث صيغ:</w:t>
+      </w:r>
+      <w:r>
+        <w:rPr>
+          <w:sz w:val="22"/>
+          <w:rtl/>
+        </w:rPr>
+        <w:t xml:space="preserve"> </w:t>
+      </w:r>
+      <w:r>
+        <w:rPr>
+          <w:rStyle w:val="VerbatimChar"/>
+          <w:sz w:val="22"/>
+          <w:rtl/>
+        </w:rPr>
+        <w:t xml:space="preserve">*.pptx</w:t>
+      </w:r>
+      <w:r>
+        <w:rPr>
+          <w:sz w:val="22"/>
+          <w:rtl/>
+        </w:rPr>
+        <w:t xml:space="preserve"> </w:t>
+      </w:r>
+      <w:r>
+        <w:rPr>
+          <w:sz w:val="22"/>
+          <w:rtl/>
+        </w:rPr>
+        <w:t xml:space="preserve">(تعديل +</w:t>
+      </w:r>
+      <w:r>
+        <w:rPr>
+          <w:sz w:val="22"/>
+          <w:rtl/>
+        </w:rPr>
+        <w:t xml:space="preserve"> </w:t>
+      </w:r>
+      <w:r>
+        <w:rPr>
+          <w:b/>
+          <w:bCs/>
+          <w:sz w:val="22"/>
+          <w:rtl/>
+        </w:rPr>
+        <w:t xml:space="preserve">ملاحظات محاضر</w:t>
+      </w:r>
+      <w:r>
+        <w:rPr>
+          <w:sz w:val="22"/>
+          <w:rtl/>
+        </w:rPr>
+        <w:t xml:space="preserve"> </w:t>
+      </w:r>
+      <w:r>
+        <w:rPr>
+          <w:sz w:val="22"/>
+          <w:rtl/>
+        </w:rPr>
+        <w:t xml:space="preserve">في Presenter View) و</w:t>
+      </w:r>
+      <w:r>
+        <w:rPr>
+          <w:rStyle w:val="VerbatimChar"/>
+          <w:sz w:val="22"/>
+          <w:rtl/>
+        </w:rPr>
+        <w:t xml:space="preserve">html/index.html</w:t>
+      </w:r>
+      <w:r>
+        <w:rPr>
+          <w:sz w:val="22"/>
+          <w:rtl/>
+        </w:rPr>
+        <w:t xml:space="preserve"> </w:t>
+      </w:r>
+      <w:r>
+        <w:rPr>
+          <w:sz w:val="22"/>
+          <w:rtl/>
+        </w:rPr>
+        <w:t xml:space="preserve">(متصفح) و</w:t>
+      </w:r>
+      <w:r>
+        <w:rPr>
+          <w:rStyle w:val="VerbatimChar"/>
+          <w:sz w:val="22"/>
+          <w:rtl/>
+        </w:rPr>
+        <w:t xml:space="preserve">pdf/*.pdf</w:t>
+      </w:r>
+      <w:r>
+        <w:rPr>
+          <w:sz w:val="22"/>
+          <w:rtl/>
+        </w:rPr>
+        <w:t xml:space="preserve"> </w:t>
+      </w:r>
+      <w:r>
+        <w:rPr>
+          <w:sz w:val="22"/>
+          <w:rtl/>
+        </w:rPr>
+        <w:t xml:space="preserve">(عرض بلا تعديل) — توزَّع رقمياً لا تُطبع</w:t>
       </w:r>
     </w:p>
     <w:p>

--- a/docx/trainer-guide.docx
+++ b/docx/trainer-guide.docx
@@ -2679,6 +2679,52 @@
           <w:rtl/>
         </w:rPr>
         <w:t xml:space="preserve">[ ] جهّز بطاقات إجابة/تصحيح إلكترونياً أو ورقياً حسب بيئة المؤسسة</w:t>
+      </w:r>
+    </w:p>
+    <w:p>
+      <w:pPr>
+        <w:pStyle w:val="Compact"/>
+        <w:numPr>
+          <w:ilvl w:val="0"/>
+          <w:numId w:val="1001"/>
+        </w:numPr>
+        <w:bidi/>
+      </w:pPr>
+      <w:r>
+        <w:rPr>
+          <w:sz w:val="22"/>
+          <w:rtl/>
+        </w:rPr>
+        <w:t xml:space="preserve">[ ] شغّل</w:t>
+      </w:r>
+      <w:r>
+        <w:rPr>
+          <w:sz w:val="22"/>
+          <w:rtl/>
+        </w:rPr>
+        <w:t xml:space="preserve"> </w:t>
+      </w:r>
+      <w:r>
+        <w:rPr>
+          <w:rStyle w:val="VerbatimChar"/>
+          <w:sz w:val="22"/>
+          <w:rtl/>
+        </w:rPr>
+        <w:t xml:space="preserve">python3 tools/verify_package.py</w:t>
+      </w:r>
+      <w:r>
+        <w:rPr>
+          <w:sz w:val="22"/>
+          <w:rtl/>
+        </w:rPr>
+        <w:t xml:space="preserve"> </w:t>
+      </w:r>
+      <w:r>
+        <w:rPr>
+          <w:sz w:val="22"/>
+          <w:rtl/>
+        </w:rPr>
+        <w:t xml:space="preserve">— يجب أن يخرج «✔ الحزمة سليمة» قبل الطباعة والرفع</w:t>
       </w:r>
     </w:p>
     <w:p>

--- a/docx/trainer-guide.docx
+++ b/docx/trainer-guide.docx
@@ -388,6 +388,15 @@
         <w:tblStyle w:val="Table"/>
         <w:tblW w:type="auto" w:w="0"/>
         <w:tblLook w:firstRow="1" w:lastRow="0" w:firstColumn="0" w:lastColumn="0" w:noHBand="0" w:noVBand="0" w:val="0020"/>
+        <w:jc w:val="center"/>
+        <w:tblBorders>
+          <w:top w:val="single" w:sz="4" w:color="C9D3DE"/>
+          <w:left w:val="single" w:sz="4" w:color="C9D3DE"/>
+          <w:bottom w:val="single" w:sz="4" w:color="C9D3DE"/>
+          <w:right w:val="single" w:sz="4" w:color="C9D3DE"/>
+          <w:insideH w:val="single" w:sz="4" w:color="C9D3DE"/>
+          <w:insideV w:val="single" w:sz="4" w:color="C9D3DE"/>
+        </w:tblBorders>
         <w:bidiVisual/>
       </w:tblPr>
       <w:tblGrid>
@@ -400,14 +409,18 @@
           <w:tblHeader w:val="on"/>
         </w:trPr>
         <w:tc>
-          <w:tcPr/>
-          <w:p>
-            <w:pPr>
-              <w:pStyle w:val="Compact"/>
-              <w:bidi/>
-            </w:pPr>
-            <w:r>
-              <w:rPr>
+          <w:tcPr>
+            <w:shd w:val="clear" w:color="auto" w:fill="1E3A5F"/>
+          </w:tcPr>
+          <w:p>
+            <w:pPr>
+              <w:pStyle w:val="Compact"/>
+              <w:bidi/>
+            </w:pPr>
+            <w:r>
+              <w:rPr>
+                <w:b/>
+                <w:color w:val="FFFFFF"/>
                 <w:sz w:val="22"/>
                 <w:rtl/>
               </w:rPr>
@@ -416,14 +429,18 @@
           </w:p>
         </w:tc>
         <w:tc>
-          <w:tcPr/>
-          <w:p>
-            <w:pPr>
-              <w:pStyle w:val="Compact"/>
-              <w:bidi/>
-            </w:pPr>
-            <w:r>
-              <w:rPr>
+          <w:tcPr>
+            <w:shd w:val="clear" w:color="auto" w:fill="1E3A5F"/>
+          </w:tcPr>
+          <w:p>
+            <w:pPr>
+              <w:pStyle w:val="Compact"/>
+              <w:bidi/>
+            </w:pPr>
+            <w:r>
+              <w:rPr>
+                <w:b/>
+                <w:color w:val="FFFFFF"/>
                 <w:sz w:val="22"/>
                 <w:rtl/>
               </w:rPr>
@@ -432,14 +449,18 @@
           </w:p>
         </w:tc>
         <w:tc>
-          <w:tcPr/>
-          <w:p>
-            <w:pPr>
-              <w:pStyle w:val="Compact"/>
-              <w:bidi/>
-            </w:pPr>
-            <w:r>
-              <w:rPr>
+          <w:tcPr>
+            <w:shd w:val="clear" w:color="auto" w:fill="1E3A5F"/>
+          </w:tcPr>
+          <w:p>
+            <w:pPr>
+              <w:pStyle w:val="Compact"/>
+              <w:bidi/>
+            </w:pPr>
+            <w:r>
+              <w:rPr>
+                <w:b/>
+                <w:color w:val="FFFFFF"/>
                 <w:sz w:val="22"/>
                 <w:rtl/>
               </w:rPr>
@@ -500,7 +521,9 @@
       </w:tr>
       <w:tr>
         <w:tc>
-          <w:tcPr/>
+          <w:tcPr>
+            <w:shd w:val="clear" w:color="auto" w:fill="FAFCFE"/>
+          </w:tcPr>
           <w:p>
             <w:pPr>
               <w:pStyle w:val="Compact"/>
@@ -516,7 +539,9 @@
           </w:p>
         </w:tc>
         <w:tc>
-          <w:tcPr/>
+          <w:tcPr>
+            <w:shd w:val="clear" w:color="auto" w:fill="FAFCFE"/>
+          </w:tcPr>
           <w:p>
             <w:pPr>
               <w:pStyle w:val="Compact"/>
@@ -532,7 +557,9 @@
           </w:p>
         </w:tc>
         <w:tc>
-          <w:tcPr/>
+          <w:tcPr>
+            <w:shd w:val="clear" w:color="auto" w:fill="FAFCFE"/>
+          </w:tcPr>
           <w:p>
             <w:pPr>
               <w:pStyle w:val="Compact"/>
@@ -600,7 +627,9 @@
       </w:tr>
       <w:tr>
         <w:tc>
-          <w:tcPr/>
+          <w:tcPr>
+            <w:shd w:val="clear" w:color="auto" w:fill="FAFCFE"/>
+          </w:tcPr>
           <w:p>
             <w:pPr>
               <w:pStyle w:val="Compact"/>
@@ -616,7 +645,9 @@
           </w:p>
         </w:tc>
         <w:tc>
-          <w:tcPr/>
+          <w:tcPr>
+            <w:shd w:val="clear" w:color="auto" w:fill="FAFCFE"/>
+          </w:tcPr>
           <w:p>
             <w:pPr>
               <w:pStyle w:val="Compact"/>
@@ -632,7 +663,9 @@
           </w:p>
         </w:tc>
         <w:tc>
-          <w:tcPr/>
+          <w:tcPr>
+            <w:shd w:val="clear" w:color="auto" w:fill="FAFCFE"/>
+          </w:tcPr>
           <w:p>
             <w:pPr>
               <w:pStyle w:val="Compact"/>
@@ -812,6 +845,15 @@
         <w:tblStyle w:val="Table"/>
         <w:tblW w:type="auto" w:w="0"/>
         <w:tblLook w:firstRow="1" w:lastRow="0" w:firstColumn="0" w:lastColumn="0" w:noHBand="0" w:noVBand="0" w:val="0020"/>
+        <w:jc w:val="center"/>
+        <w:tblBorders>
+          <w:top w:val="single" w:sz="4" w:color="C9D3DE"/>
+          <w:left w:val="single" w:sz="4" w:color="C9D3DE"/>
+          <w:bottom w:val="single" w:sz="4" w:color="C9D3DE"/>
+          <w:right w:val="single" w:sz="4" w:color="C9D3DE"/>
+          <w:insideH w:val="single" w:sz="4" w:color="C9D3DE"/>
+          <w:insideV w:val="single" w:sz="4" w:color="C9D3DE"/>
+        </w:tblBorders>
         <w:bidiVisual/>
       </w:tblPr>
       <w:tblGrid>
@@ -828,14 +870,18 @@
           <w:tblHeader w:val="on"/>
         </w:trPr>
         <w:tc>
-          <w:tcPr/>
-          <w:p>
-            <w:pPr>
-              <w:pStyle w:val="Compact"/>
-              <w:bidi/>
-            </w:pPr>
-            <w:r>
-              <w:rPr>
+          <w:tcPr>
+            <w:shd w:val="clear" w:color="auto" w:fill="1E3A5F"/>
+          </w:tcPr>
+          <w:p>
+            <w:pPr>
+              <w:pStyle w:val="Compact"/>
+              <w:bidi/>
+            </w:pPr>
+            <w:r>
+              <w:rPr>
+                <w:b/>
+                <w:color w:val="FFFFFF"/>
                 <w:sz w:val="22"/>
                 <w:rtl/>
               </w:rPr>
@@ -844,14 +890,18 @@
           </w:p>
         </w:tc>
         <w:tc>
-          <w:tcPr/>
-          <w:p>
-            <w:pPr>
-              <w:pStyle w:val="Compact"/>
-              <w:bidi/>
-            </w:pPr>
-            <w:r>
-              <w:rPr>
+          <w:tcPr>
+            <w:shd w:val="clear" w:color="auto" w:fill="1E3A5F"/>
+          </w:tcPr>
+          <w:p>
+            <w:pPr>
+              <w:pStyle w:val="Compact"/>
+              <w:bidi/>
+            </w:pPr>
+            <w:r>
+              <w:rPr>
+                <w:b/>
+                <w:color w:val="FFFFFF"/>
                 <w:sz w:val="22"/>
                 <w:rtl/>
               </w:rPr>
@@ -860,14 +910,18 @@
           </w:p>
         </w:tc>
         <w:tc>
-          <w:tcPr/>
-          <w:p>
-            <w:pPr>
-              <w:pStyle w:val="Compact"/>
-              <w:bidi/>
-            </w:pPr>
-            <w:r>
-              <w:rPr>
+          <w:tcPr>
+            <w:shd w:val="clear" w:color="auto" w:fill="1E3A5F"/>
+          </w:tcPr>
+          <w:p>
+            <w:pPr>
+              <w:pStyle w:val="Compact"/>
+              <w:bidi/>
+            </w:pPr>
+            <w:r>
+              <w:rPr>
+                <w:b/>
+                <w:color w:val="FFFFFF"/>
                 <w:sz w:val="22"/>
                 <w:rtl/>
               </w:rPr>
@@ -876,14 +930,18 @@
           </w:p>
         </w:tc>
         <w:tc>
-          <w:tcPr/>
-          <w:p>
-            <w:pPr>
-              <w:pStyle w:val="Compact"/>
-              <w:bidi/>
-            </w:pPr>
-            <w:r>
-              <w:rPr>
+          <w:tcPr>
+            <w:shd w:val="clear" w:color="auto" w:fill="1E3A5F"/>
+          </w:tcPr>
+          <w:p>
+            <w:pPr>
+              <w:pStyle w:val="Compact"/>
+              <w:bidi/>
+            </w:pPr>
+            <w:r>
+              <w:rPr>
+                <w:b/>
+                <w:color w:val="FFFFFF"/>
                 <w:sz w:val="22"/>
                 <w:rtl/>
               </w:rPr>
@@ -892,14 +950,18 @@
           </w:p>
         </w:tc>
         <w:tc>
-          <w:tcPr/>
-          <w:p>
-            <w:pPr>
-              <w:pStyle w:val="Compact"/>
-              <w:bidi/>
-            </w:pPr>
-            <w:r>
-              <w:rPr>
+          <w:tcPr>
+            <w:shd w:val="clear" w:color="auto" w:fill="1E3A5F"/>
+          </w:tcPr>
+          <w:p>
+            <w:pPr>
+              <w:pStyle w:val="Compact"/>
+              <w:bidi/>
+            </w:pPr>
+            <w:r>
+              <w:rPr>
+                <w:b/>
+                <w:color w:val="FFFFFF"/>
                 <w:sz w:val="22"/>
                 <w:rtl/>
               </w:rPr>
@@ -908,14 +970,18 @@
           </w:p>
         </w:tc>
         <w:tc>
-          <w:tcPr/>
-          <w:p>
-            <w:pPr>
-              <w:pStyle w:val="Compact"/>
-              <w:bidi/>
-            </w:pPr>
-            <w:r>
-              <w:rPr>
+          <w:tcPr>
+            <w:shd w:val="clear" w:color="auto" w:fill="1E3A5F"/>
+          </w:tcPr>
+          <w:p>
+            <w:pPr>
+              <w:pStyle w:val="Compact"/>
+              <w:bidi/>
+            </w:pPr>
+            <w:r>
+              <w:rPr>
+                <w:b/>
+                <w:color w:val="FFFFFF"/>
                 <w:sz w:val="22"/>
                 <w:rtl/>
               </w:rPr>
@@ -924,14 +990,18 @@
           </w:p>
         </w:tc>
         <w:tc>
-          <w:tcPr/>
-          <w:p>
-            <w:pPr>
-              <w:pStyle w:val="Compact"/>
-              <w:bidi/>
-            </w:pPr>
-            <w:r>
-              <w:rPr>
+          <w:tcPr>
+            <w:shd w:val="clear" w:color="auto" w:fill="1E3A5F"/>
+          </w:tcPr>
+          <w:p>
+            <w:pPr>
+              <w:pStyle w:val="Compact"/>
+              <w:bidi/>
+            </w:pPr>
+            <w:r>
+              <w:rPr>
+                <w:b/>
+                <w:color w:val="FFFFFF"/>
                 <w:sz w:val="22"/>
                 <w:rtl/>
               </w:rPr>
@@ -1085,7 +1155,9 @@
       </w:tr>
       <w:tr>
         <w:tc>
-          <w:tcPr/>
+          <w:tcPr>
+            <w:shd w:val="clear" w:color="auto" w:fill="FAFCFE"/>
+          </w:tcPr>
           <w:p>
             <w:pPr>
               <w:pStyle w:val="Compact"/>
@@ -1101,7 +1173,9 @@
           </w:p>
         </w:tc>
         <w:tc>
-          <w:tcPr/>
+          <w:tcPr>
+            <w:shd w:val="clear" w:color="auto" w:fill="FAFCFE"/>
+          </w:tcPr>
           <w:p>
             <w:pPr>
               <w:pStyle w:val="Compact"/>
@@ -1117,7 +1191,9 @@
           </w:p>
         </w:tc>
         <w:tc>
-          <w:tcPr/>
+          <w:tcPr>
+            <w:shd w:val="clear" w:color="auto" w:fill="FAFCFE"/>
+          </w:tcPr>
           <w:p>
             <w:pPr>
               <w:pStyle w:val="Compact"/>
@@ -1133,7 +1209,9 @@
           </w:p>
         </w:tc>
         <w:tc>
-          <w:tcPr/>
+          <w:tcPr>
+            <w:shd w:val="clear" w:color="auto" w:fill="FAFCFE"/>
+          </w:tcPr>
           <w:p>
             <w:pPr>
               <w:pStyle w:val="Compact"/>
@@ -1149,7 +1227,9 @@
           </w:p>
         </w:tc>
         <w:tc>
-          <w:tcPr/>
+          <w:tcPr>
+            <w:shd w:val="clear" w:color="auto" w:fill="FAFCFE"/>
+          </w:tcPr>
           <w:p>
             <w:pPr>
               <w:pStyle w:val="Compact"/>
@@ -1165,7 +1245,9 @@
           </w:p>
         </w:tc>
         <w:tc>
-          <w:tcPr/>
+          <w:tcPr>
+            <w:shd w:val="clear" w:color="auto" w:fill="FAFCFE"/>
+          </w:tcPr>
           <w:p>
             <w:pPr>
               <w:pStyle w:val="Compact"/>
@@ -1210,7 +1292,9 @@
           </w:p>
         </w:tc>
         <w:tc>
-          <w:tcPr/>
+          <w:tcPr>
+            <w:shd w:val="clear" w:color="auto" w:fill="FAFCFE"/>
+          </w:tcPr>
           <w:p>
             <w:pPr>
               <w:pStyle w:val="Compact"/>
@@ -1386,7 +1470,9 @@
       </w:tr>
       <w:tr>
         <w:tc>
-          <w:tcPr/>
+          <w:tcPr>
+            <w:shd w:val="clear" w:color="auto" w:fill="FAFCFE"/>
+          </w:tcPr>
           <w:p>
             <w:pPr>
               <w:pStyle w:val="Compact"/>
@@ -1402,7 +1488,9 @@
           </w:p>
         </w:tc>
         <w:tc>
-          <w:tcPr/>
+          <w:tcPr>
+            <w:shd w:val="clear" w:color="auto" w:fill="FAFCFE"/>
+          </w:tcPr>
           <w:p>
             <w:pPr>
               <w:pStyle w:val="Compact"/>
@@ -1418,7 +1506,9 @@
           </w:p>
         </w:tc>
         <w:tc>
-          <w:tcPr/>
+          <w:tcPr>
+            <w:shd w:val="clear" w:color="auto" w:fill="FAFCFE"/>
+          </w:tcPr>
           <w:p>
             <w:pPr>
               <w:pStyle w:val="Compact"/>
@@ -1434,7 +1524,9 @@
           </w:p>
         </w:tc>
         <w:tc>
-          <w:tcPr/>
+          <w:tcPr>
+            <w:shd w:val="clear" w:color="auto" w:fill="FAFCFE"/>
+          </w:tcPr>
           <w:p>
             <w:pPr>
               <w:pStyle w:val="Compact"/>
@@ -1450,7 +1542,9 @@
           </w:p>
         </w:tc>
         <w:tc>
-          <w:tcPr/>
+          <w:tcPr>
+            <w:shd w:val="clear" w:color="auto" w:fill="FAFCFE"/>
+          </w:tcPr>
           <w:p>
             <w:pPr>
               <w:pStyle w:val="Compact"/>
@@ -1466,7 +1560,9 @@
           </w:p>
         </w:tc>
         <w:tc>
-          <w:tcPr/>
+          <w:tcPr>
+            <w:shd w:val="clear" w:color="auto" w:fill="FAFCFE"/>
+          </w:tcPr>
           <w:p>
             <w:pPr>
               <w:pStyle w:val="Compact"/>
@@ -1511,7 +1607,9 @@
           </w:p>
         </w:tc>
         <w:tc>
-          <w:tcPr/>
+          <w:tcPr>
+            <w:shd w:val="clear" w:color="auto" w:fill="FAFCFE"/>
+          </w:tcPr>
           <w:p>
             <w:pPr>
               <w:pStyle w:val="Compact"/>
@@ -1687,7 +1785,9 @@
       </w:tr>
       <w:tr>
         <w:tc>
-          <w:tcPr/>
+          <w:tcPr>
+            <w:shd w:val="clear" w:color="auto" w:fill="FAFCFE"/>
+          </w:tcPr>
           <w:p>
             <w:pPr>
               <w:pStyle w:val="Compact"/>
@@ -1703,7 +1803,9 @@
           </w:p>
         </w:tc>
         <w:tc>
-          <w:tcPr/>
+          <w:tcPr>
+            <w:shd w:val="clear" w:color="auto" w:fill="FAFCFE"/>
+          </w:tcPr>
           <w:p>
             <w:pPr>
               <w:pStyle w:val="Compact"/>
@@ -1735,7 +1837,9 @@
           </w:p>
         </w:tc>
         <w:tc>
-          <w:tcPr/>
+          <w:tcPr>
+            <w:shd w:val="clear" w:color="auto" w:fill="FAFCFE"/>
+          </w:tcPr>
           <w:p>
             <w:pPr>
               <w:pStyle w:val="Compact"/>
@@ -1751,7 +1855,9 @@
           </w:p>
         </w:tc>
         <w:tc>
-          <w:tcPr/>
+          <w:tcPr>
+            <w:shd w:val="clear" w:color="auto" w:fill="FAFCFE"/>
+          </w:tcPr>
           <w:p>
             <w:pPr>
               <w:pStyle w:val="Compact"/>
@@ -1767,7 +1873,9 @@
           </w:p>
         </w:tc>
         <w:tc>
-          <w:tcPr/>
+          <w:tcPr>
+            <w:shd w:val="clear" w:color="auto" w:fill="FAFCFE"/>
+          </w:tcPr>
           <w:p>
             <w:pPr>
               <w:pStyle w:val="Compact"/>
@@ -1783,7 +1891,9 @@
           </w:p>
         </w:tc>
         <w:tc>
-          <w:tcPr/>
+          <w:tcPr>
+            <w:shd w:val="clear" w:color="auto" w:fill="FAFCFE"/>
+          </w:tcPr>
           <w:p>
             <w:pPr>
               <w:pStyle w:val="Compact"/>
@@ -1828,7 +1938,9 @@
           </w:p>
         </w:tc>
         <w:tc>
-          <w:tcPr/>
+          <w:tcPr>
+            <w:shd w:val="clear" w:color="auto" w:fill="FAFCFE"/>
+          </w:tcPr>
           <w:p>
             <w:pPr>
               <w:pStyle w:val="Compact"/>
@@ -3166,6 +3278,15 @@
         <w:tblStyle w:val="Table"/>
         <w:tblW w:type="auto" w:w="0"/>
         <w:tblLook w:firstRow="1" w:lastRow="0" w:firstColumn="0" w:lastColumn="0" w:noHBand="0" w:noVBand="0" w:val="0020"/>
+        <w:jc w:val="center"/>
+        <w:tblBorders>
+          <w:top w:val="single" w:sz="4" w:color="C9D3DE"/>
+          <w:left w:val="single" w:sz="4" w:color="C9D3DE"/>
+          <w:bottom w:val="single" w:sz="4" w:color="C9D3DE"/>
+          <w:right w:val="single" w:sz="4" w:color="C9D3DE"/>
+          <w:insideH w:val="single" w:sz="4" w:color="C9D3DE"/>
+          <w:insideV w:val="single" w:sz="4" w:color="C9D3DE"/>
+        </w:tblBorders>
         <w:bidiVisual/>
       </w:tblPr>
       <w:tblGrid>
@@ -3179,14 +3300,18 @@
           <w:tblHeader w:val="on"/>
         </w:trPr>
         <w:tc>
-          <w:tcPr/>
-          <w:p>
-            <w:pPr>
-              <w:pStyle w:val="Compact"/>
-              <w:bidi/>
-            </w:pPr>
-            <w:r>
-              <w:rPr>
+          <w:tcPr>
+            <w:shd w:val="clear" w:color="auto" w:fill="1E3A5F"/>
+          </w:tcPr>
+          <w:p>
+            <w:pPr>
+              <w:pStyle w:val="Compact"/>
+              <w:bidi/>
+            </w:pPr>
+            <w:r>
+              <w:rPr>
+                <w:b/>
+                <w:color w:val="FFFFFF"/>
                 <w:sz w:val="22"/>
                 <w:rtl/>
               </w:rPr>
@@ -3195,14 +3320,18 @@
           </w:p>
         </w:tc>
         <w:tc>
-          <w:tcPr/>
-          <w:p>
-            <w:pPr>
-              <w:pStyle w:val="Compact"/>
-              <w:bidi/>
-            </w:pPr>
-            <w:r>
-              <w:rPr>
+          <w:tcPr>
+            <w:shd w:val="clear" w:color="auto" w:fill="1E3A5F"/>
+          </w:tcPr>
+          <w:p>
+            <w:pPr>
+              <w:pStyle w:val="Compact"/>
+              <w:bidi/>
+            </w:pPr>
+            <w:r>
+              <w:rPr>
+                <w:b/>
+                <w:color w:val="FFFFFF"/>
                 <w:sz w:val="22"/>
                 <w:rtl/>
               </w:rPr>
@@ -3211,14 +3340,18 @@
           </w:p>
         </w:tc>
         <w:tc>
-          <w:tcPr/>
-          <w:p>
-            <w:pPr>
-              <w:pStyle w:val="Compact"/>
-              <w:bidi/>
-            </w:pPr>
-            <w:r>
-              <w:rPr>
+          <w:tcPr>
+            <w:shd w:val="clear" w:color="auto" w:fill="1E3A5F"/>
+          </w:tcPr>
+          <w:p>
+            <w:pPr>
+              <w:pStyle w:val="Compact"/>
+              <w:bidi/>
+            </w:pPr>
+            <w:r>
+              <w:rPr>
+                <w:b/>
+                <w:color w:val="FFFFFF"/>
                 <w:sz w:val="22"/>
                 <w:rtl/>
               </w:rPr>
@@ -3227,14 +3360,18 @@
           </w:p>
         </w:tc>
         <w:tc>
-          <w:tcPr/>
-          <w:p>
-            <w:pPr>
-              <w:pStyle w:val="Compact"/>
-              <w:bidi/>
-            </w:pPr>
-            <w:r>
-              <w:rPr>
+          <w:tcPr>
+            <w:shd w:val="clear" w:color="auto" w:fill="1E3A5F"/>
+          </w:tcPr>
+          <w:p>
+            <w:pPr>
+              <w:pStyle w:val="Compact"/>
+              <w:bidi/>
+            </w:pPr>
+            <w:r>
+              <w:rPr>
+                <w:b/>
+                <w:color w:val="FFFFFF"/>
                 <w:sz w:val="22"/>
                 <w:rtl/>
               </w:rPr>
@@ -3311,7 +3448,9 @@
       </w:tr>
       <w:tr>
         <w:tc>
-          <w:tcPr/>
+          <w:tcPr>
+            <w:shd w:val="clear" w:color="auto" w:fill="FAFCFE"/>
+          </w:tcPr>
           <w:p>
             <w:pPr>
               <w:pStyle w:val="Compact"/>
@@ -3327,7 +3466,9 @@
           </w:p>
         </w:tc>
         <w:tc>
-          <w:tcPr/>
+          <w:tcPr>
+            <w:shd w:val="clear" w:color="auto" w:fill="FAFCFE"/>
+          </w:tcPr>
           <w:p>
             <w:pPr>
               <w:pStyle w:val="Compact"/>
@@ -3343,7 +3484,9 @@
           </w:p>
         </w:tc>
         <w:tc>
-          <w:tcPr/>
+          <w:tcPr>
+            <w:shd w:val="clear" w:color="auto" w:fill="FAFCFE"/>
+          </w:tcPr>
           <w:p>
             <w:pPr>
               <w:pStyle w:val="Compact"/>
@@ -3359,7 +3502,9 @@
           </w:p>
         </w:tc>
         <w:tc>
-          <w:tcPr/>
+          <w:tcPr>
+            <w:shd w:val="clear" w:color="auto" w:fill="FAFCFE"/>
+          </w:tcPr>
           <w:p>
             <w:pPr>
               <w:pStyle w:val="Compact"/>
@@ -3462,6 +3607,15 @@
         <w:tblStyle w:val="Table"/>
         <w:tblW w:type="auto" w:w="0"/>
         <w:tblLook w:firstRow="1" w:lastRow="0" w:firstColumn="0" w:lastColumn="0" w:noHBand="0" w:noVBand="0" w:val="0020"/>
+        <w:jc w:val="center"/>
+        <w:tblBorders>
+          <w:top w:val="single" w:sz="4" w:color="C9D3DE"/>
+          <w:left w:val="single" w:sz="4" w:color="C9D3DE"/>
+          <w:bottom w:val="single" w:sz="4" w:color="C9D3DE"/>
+          <w:right w:val="single" w:sz="4" w:color="C9D3DE"/>
+          <w:insideH w:val="single" w:sz="4" w:color="C9D3DE"/>
+          <w:insideV w:val="single" w:sz="4" w:color="C9D3DE"/>
+        </w:tblBorders>
         <w:bidiVisual/>
       </w:tblPr>
       <w:tblGrid>
@@ -3474,14 +3628,18 @@
           <w:tblHeader w:val="on"/>
         </w:trPr>
         <w:tc>
-          <w:tcPr/>
-          <w:p>
-            <w:pPr>
-              <w:pStyle w:val="Compact"/>
-              <w:bidi/>
-            </w:pPr>
-            <w:r>
-              <w:rPr>
+          <w:tcPr>
+            <w:shd w:val="clear" w:color="auto" w:fill="1E3A5F"/>
+          </w:tcPr>
+          <w:p>
+            <w:pPr>
+              <w:pStyle w:val="Compact"/>
+              <w:bidi/>
+            </w:pPr>
+            <w:r>
+              <w:rPr>
+                <w:b/>
+                <w:color w:val="FFFFFF"/>
                 <w:sz w:val="22"/>
                 <w:rtl/>
               </w:rPr>
@@ -3490,14 +3648,18 @@
           </w:p>
         </w:tc>
         <w:tc>
-          <w:tcPr/>
-          <w:p>
-            <w:pPr>
-              <w:pStyle w:val="Compact"/>
-              <w:bidi/>
-            </w:pPr>
-            <w:r>
-              <w:rPr>
+          <w:tcPr>
+            <w:shd w:val="clear" w:color="auto" w:fill="1E3A5F"/>
+          </w:tcPr>
+          <w:p>
+            <w:pPr>
+              <w:pStyle w:val="Compact"/>
+              <w:bidi/>
+            </w:pPr>
+            <w:r>
+              <w:rPr>
+                <w:b/>
+                <w:color w:val="FFFFFF"/>
                 <w:sz w:val="22"/>
                 <w:rtl/>
               </w:rPr>
@@ -3506,14 +3668,18 @@
           </w:p>
         </w:tc>
         <w:tc>
-          <w:tcPr/>
-          <w:p>
-            <w:pPr>
-              <w:pStyle w:val="Compact"/>
-              <w:bidi/>
-            </w:pPr>
-            <w:r>
-              <w:rPr>
+          <w:tcPr>
+            <w:shd w:val="clear" w:color="auto" w:fill="1E3A5F"/>
+          </w:tcPr>
+          <w:p>
+            <w:pPr>
+              <w:pStyle w:val="Compact"/>
+              <w:bidi/>
+            </w:pPr>
+            <w:r>
+              <w:rPr>
+                <w:b/>
+                <w:color w:val="FFFFFF"/>
                 <w:sz w:val="22"/>
                 <w:rtl/>
               </w:rPr>
@@ -3603,7 +3769,9 @@
       </w:tr>
       <w:tr>
         <w:tc>
-          <w:tcPr/>
+          <w:tcPr>
+            <w:shd w:val="clear" w:color="auto" w:fill="FAFCFE"/>
+          </w:tcPr>
           <w:p>
             <w:pPr>
               <w:pStyle w:val="Compact"/>
@@ -3619,7 +3787,9 @@
           </w:p>
         </w:tc>
         <w:tc>
-          <w:tcPr/>
+          <w:tcPr>
+            <w:shd w:val="clear" w:color="auto" w:fill="FAFCFE"/>
+          </w:tcPr>
           <w:p>
             <w:pPr>
               <w:pStyle w:val="Compact"/>
@@ -3635,7 +3805,9 @@
           </w:p>
         </w:tc>
         <w:tc>
-          <w:tcPr/>
+          <w:tcPr>
+            <w:shd w:val="clear" w:color="auto" w:fill="FAFCFE"/>
+          </w:tcPr>
           <w:p>
             <w:pPr>
               <w:pStyle w:val="Compact"/>
@@ -3732,7 +3904,9 @@
       </w:tr>
       <w:tr>
         <w:tc>
-          <w:tcPr/>
+          <w:tcPr>
+            <w:shd w:val="clear" w:color="auto" w:fill="FAFCFE"/>
+          </w:tcPr>
           <w:p>
             <w:pPr>
               <w:pStyle w:val="Compact"/>
@@ -3748,7 +3922,9 @@
           </w:p>
         </w:tc>
         <w:tc>
-          <w:tcPr/>
+          <w:tcPr>
+            <w:shd w:val="clear" w:color="auto" w:fill="FAFCFE"/>
+          </w:tcPr>
           <w:p>
             <w:pPr>
               <w:pStyle w:val="Compact"/>
@@ -3764,7 +3940,9 @@
           </w:p>
         </w:tc>
         <w:tc>
-          <w:tcPr/>
+          <w:tcPr>
+            <w:shd w:val="clear" w:color="auto" w:fill="FAFCFE"/>
+          </w:tcPr>
           <w:p>
             <w:pPr>
               <w:pStyle w:val="Compact"/>
@@ -4092,6 +4270,15 @@
         <w:tblStyle w:val="Table"/>
         <w:tblW w:type="auto" w:w="0"/>
         <w:tblLook w:firstRow="1" w:lastRow="0" w:firstColumn="0" w:lastColumn="0" w:noHBand="0" w:noVBand="0" w:val="0020"/>
+        <w:jc w:val="center"/>
+        <w:tblBorders>
+          <w:top w:val="single" w:sz="4" w:color="C9D3DE"/>
+          <w:left w:val="single" w:sz="4" w:color="C9D3DE"/>
+          <w:bottom w:val="single" w:sz="4" w:color="C9D3DE"/>
+          <w:right w:val="single" w:sz="4" w:color="C9D3DE"/>
+          <w:insideH w:val="single" w:sz="4" w:color="C9D3DE"/>
+          <w:insideV w:val="single" w:sz="4" w:color="C9D3DE"/>
+        </w:tblBorders>
         <w:bidiVisual/>
       </w:tblPr>
       <w:tblGrid>
@@ -4106,14 +4293,18 @@
           <w:tblHeader w:val="on"/>
         </w:trPr>
         <w:tc>
-          <w:tcPr/>
-          <w:p>
-            <w:pPr>
-              <w:pStyle w:val="Compact"/>
-              <w:bidi/>
-            </w:pPr>
-            <w:r>
-              <w:rPr>
+          <w:tcPr>
+            <w:shd w:val="clear" w:color="auto" w:fill="1E3A5F"/>
+          </w:tcPr>
+          <w:p>
+            <w:pPr>
+              <w:pStyle w:val="Compact"/>
+              <w:bidi/>
+            </w:pPr>
+            <w:r>
+              <w:rPr>
+                <w:b/>
+                <w:color w:val="FFFFFF"/>
                 <w:sz w:val="22"/>
                 <w:rtl/>
               </w:rPr>
@@ -4122,14 +4313,18 @@
           </w:p>
         </w:tc>
         <w:tc>
-          <w:tcPr/>
-          <w:p>
-            <w:pPr>
-              <w:pStyle w:val="Compact"/>
-              <w:bidi/>
-            </w:pPr>
-            <w:r>
-              <w:rPr>
+          <w:tcPr>
+            <w:shd w:val="clear" w:color="auto" w:fill="1E3A5F"/>
+          </w:tcPr>
+          <w:p>
+            <w:pPr>
+              <w:pStyle w:val="Compact"/>
+              <w:bidi/>
+            </w:pPr>
+            <w:r>
+              <w:rPr>
+                <w:b/>
+                <w:color w:val="FFFFFF"/>
                 <w:sz w:val="22"/>
                 <w:rtl/>
               </w:rPr>
@@ -4138,14 +4333,18 @@
           </w:p>
         </w:tc>
         <w:tc>
-          <w:tcPr/>
-          <w:p>
-            <w:pPr>
-              <w:pStyle w:val="Compact"/>
-              <w:bidi/>
-            </w:pPr>
-            <w:r>
-              <w:rPr>
+          <w:tcPr>
+            <w:shd w:val="clear" w:color="auto" w:fill="1E3A5F"/>
+          </w:tcPr>
+          <w:p>
+            <w:pPr>
+              <w:pStyle w:val="Compact"/>
+              <w:bidi/>
+            </w:pPr>
+            <w:r>
+              <w:rPr>
+                <w:b/>
+                <w:color w:val="FFFFFF"/>
                 <w:sz w:val="22"/>
                 <w:rtl/>
               </w:rPr>
@@ -4154,14 +4353,18 @@
           </w:p>
         </w:tc>
         <w:tc>
-          <w:tcPr/>
-          <w:p>
-            <w:pPr>
-              <w:pStyle w:val="Compact"/>
-              <w:bidi/>
-            </w:pPr>
-            <w:r>
-              <w:rPr>
+          <w:tcPr>
+            <w:shd w:val="clear" w:color="auto" w:fill="1E3A5F"/>
+          </w:tcPr>
+          <w:p>
+            <w:pPr>
+              <w:pStyle w:val="Compact"/>
+              <w:bidi/>
+            </w:pPr>
+            <w:r>
+              <w:rPr>
+                <w:b/>
+                <w:color w:val="FFFFFF"/>
                 <w:sz w:val="22"/>
                 <w:rtl/>
               </w:rPr>
@@ -4170,14 +4373,18 @@
           </w:p>
         </w:tc>
         <w:tc>
-          <w:tcPr/>
-          <w:p>
-            <w:pPr>
-              <w:pStyle w:val="Compact"/>
-              <w:bidi/>
-            </w:pPr>
-            <w:r>
-              <w:rPr>
+          <w:tcPr>
+            <w:shd w:val="clear" w:color="auto" w:fill="1E3A5F"/>
+          </w:tcPr>
+          <w:p>
+            <w:pPr>
+              <w:pStyle w:val="Compact"/>
+              <w:bidi/>
+            </w:pPr>
+            <w:r>
+              <w:rPr>
+                <w:b/>
+                <w:color w:val="FFFFFF"/>
                 <w:sz w:val="22"/>
                 <w:rtl/>
               </w:rPr>
@@ -4301,7 +4508,9 @@
       </w:tr>
       <w:tr>
         <w:tc>
-          <w:tcPr/>
+          <w:tcPr>
+            <w:shd w:val="clear" w:color="auto" w:fill="FAFCFE"/>
+          </w:tcPr>
           <w:p>
             <w:pPr>
               <w:pStyle w:val="Compact"/>
@@ -4317,7 +4526,9 @@
           </w:p>
         </w:tc>
         <w:tc>
-          <w:tcPr/>
+          <w:tcPr>
+            <w:shd w:val="clear" w:color="auto" w:fill="FAFCFE"/>
+          </w:tcPr>
           <w:p>
             <w:pPr>
               <w:pStyle w:val="Compact"/>
@@ -4334,7 +4545,9 @@
           </w:p>
         </w:tc>
         <w:tc>
-          <w:tcPr/>
+          <w:tcPr>
+            <w:shd w:val="clear" w:color="auto" w:fill="FAFCFE"/>
+          </w:tcPr>
           <w:p>
             <w:pPr>
               <w:pStyle w:val="Compact"/>
@@ -4365,7 +4578,9 @@
           </w:p>
         </w:tc>
         <w:tc>
-          <w:tcPr/>
+          <w:tcPr>
+            <w:shd w:val="clear" w:color="auto" w:fill="FAFCFE"/>
+          </w:tcPr>
           <w:p>
             <w:pPr>
               <w:pStyle w:val="Compact"/>
@@ -4396,7 +4611,9 @@
           </w:p>
         </w:tc>
         <w:tc>
-          <w:tcPr/>
+          <w:tcPr>
+            <w:shd w:val="clear" w:color="auto" w:fill="FAFCFE"/>
+          </w:tcPr>
           <w:p>
             <w:pPr>
               <w:pStyle w:val="Compact"/>
@@ -4570,7 +4787,9 @@
       </w:tr>
       <w:tr>
         <w:tc>
-          <w:tcPr/>
+          <w:tcPr>
+            <w:shd w:val="clear" w:color="auto" w:fill="FAFCFE"/>
+          </w:tcPr>
           <w:p>
             <w:pPr>
               <w:pStyle w:val="Compact"/>
@@ -4586,7 +4805,9 @@
           </w:p>
         </w:tc>
         <w:tc>
-          <w:tcPr/>
+          <w:tcPr>
+            <w:shd w:val="clear" w:color="auto" w:fill="FAFCFE"/>
+          </w:tcPr>
           <w:p>
             <w:pPr>
               <w:pStyle w:val="Compact"/>
@@ -4602,7 +4823,9 @@
           </w:p>
         </w:tc>
         <w:tc>
-          <w:tcPr/>
+          <w:tcPr>
+            <w:shd w:val="clear" w:color="auto" w:fill="FAFCFE"/>
+          </w:tcPr>
           <w:p>
             <w:pPr>
               <w:pStyle w:val="Compact"/>
@@ -4633,7 +4856,9 @@
           </w:p>
         </w:tc>
         <w:tc>
-          <w:tcPr/>
+          <w:tcPr>
+            <w:shd w:val="clear" w:color="auto" w:fill="FAFCFE"/>
+          </w:tcPr>
           <w:p>
             <w:pPr>
               <w:pStyle w:val="Compact"/>
@@ -4650,7 +4875,9 @@
           </w:p>
         </w:tc>
         <w:tc>
-          <w:tcPr/>
+          <w:tcPr>
+            <w:shd w:val="clear" w:color="auto" w:fill="FAFCFE"/>
+          </w:tcPr>
           <w:p>
             <w:pPr>
               <w:pStyle w:val="Compact"/>
@@ -4780,7 +5007,9 @@
       </w:tr>
       <w:tr>
         <w:tc>
-          <w:tcPr/>
+          <w:tcPr>
+            <w:shd w:val="clear" w:color="auto" w:fill="FAFCFE"/>
+          </w:tcPr>
           <w:p>
             <w:pPr>
               <w:pStyle w:val="Compact"/>
@@ -4796,7 +5025,9 @@
           </w:p>
         </w:tc>
         <w:tc>
-          <w:tcPr/>
+          <w:tcPr>
+            <w:shd w:val="clear" w:color="auto" w:fill="FAFCFE"/>
+          </w:tcPr>
           <w:p>
             <w:pPr>
               <w:pStyle w:val="Compact"/>
@@ -4812,7 +5043,9 @@
           </w:p>
         </w:tc>
         <w:tc>
-          <w:tcPr/>
+          <w:tcPr>
+            <w:shd w:val="clear" w:color="auto" w:fill="FAFCFE"/>
+          </w:tcPr>
           <w:p>
             <w:pPr>
               <w:pStyle w:val="Compact"/>
@@ -4828,7 +5061,9 @@
           </w:p>
         </w:tc>
         <w:tc>
-          <w:tcPr/>
+          <w:tcPr>
+            <w:shd w:val="clear" w:color="auto" w:fill="FAFCFE"/>
+          </w:tcPr>
           <w:p>
             <w:pPr>
               <w:pStyle w:val="Compact"/>
@@ -4845,7 +5080,9 @@
           </w:p>
         </w:tc>
         <w:tc>
-          <w:tcPr/>
+          <w:tcPr>
+            <w:shd w:val="clear" w:color="auto" w:fill="FAFCFE"/>
+          </w:tcPr>
           <w:p>
             <w:pPr>
               <w:pStyle w:val="Compact"/>
@@ -4945,7 +5182,9 @@
       </w:tr>
       <w:tr>
         <w:tc>
-          <w:tcPr/>
+          <w:tcPr>
+            <w:shd w:val="clear" w:color="auto" w:fill="FAFCFE"/>
+          </w:tcPr>
           <w:p>
             <w:pPr>
               <w:pStyle w:val="Compact"/>
@@ -4961,7 +5200,9 @@
           </w:p>
         </w:tc>
         <w:tc>
-          <w:tcPr/>
+          <w:tcPr>
+            <w:shd w:val="clear" w:color="auto" w:fill="FAFCFE"/>
+          </w:tcPr>
           <w:p>
             <w:pPr>
               <w:pStyle w:val="Compact"/>
@@ -4977,7 +5218,9 @@
           </w:p>
         </w:tc>
         <w:tc>
-          <w:tcPr/>
+          <w:tcPr>
+            <w:shd w:val="clear" w:color="auto" w:fill="FAFCFE"/>
+          </w:tcPr>
           <w:p>
             <w:pPr>
               <w:pStyle w:val="Compact"/>
@@ -4993,7 +5236,9 @@
           </w:p>
         </w:tc>
         <w:tc>
-          <w:tcPr/>
+          <w:tcPr>
+            <w:shd w:val="clear" w:color="auto" w:fill="FAFCFE"/>
+          </w:tcPr>
           <w:p>
             <w:pPr>
               <w:pStyle w:val="Compact"/>
@@ -5009,7 +5254,9 @@
           </w:p>
         </w:tc>
         <w:tc>
-          <w:tcPr/>
+          <w:tcPr>
+            <w:shd w:val="clear" w:color="auto" w:fill="FAFCFE"/>
+          </w:tcPr>
           <w:p>
             <w:pPr>
               <w:pStyle w:val="Compact"/>
@@ -5169,7 +5416,9 @@
       </w:tr>
       <w:tr>
         <w:tc>
-          <w:tcPr/>
+          <w:tcPr>
+            <w:shd w:val="clear" w:color="auto" w:fill="FAFCFE"/>
+          </w:tcPr>
           <w:p>
             <w:pPr>
               <w:pStyle w:val="Compact"/>
@@ -5185,7 +5434,9 @@
           </w:p>
         </w:tc>
         <w:tc>
-          <w:tcPr/>
+          <w:tcPr>
+            <w:shd w:val="clear" w:color="auto" w:fill="FAFCFE"/>
+          </w:tcPr>
           <w:p>
             <w:pPr>
               <w:pStyle w:val="Compact"/>
@@ -5201,7 +5452,9 @@
           </w:p>
         </w:tc>
         <w:tc>
-          <w:tcPr/>
+          <w:tcPr>
+            <w:shd w:val="clear" w:color="auto" w:fill="FAFCFE"/>
+          </w:tcPr>
           <w:p>
             <w:pPr>
               <w:pStyle w:val="Compact"/>
@@ -5217,7 +5470,9 @@
           </w:p>
         </w:tc>
         <w:tc>
-          <w:tcPr/>
+          <w:tcPr>
+            <w:shd w:val="clear" w:color="auto" w:fill="FAFCFE"/>
+          </w:tcPr>
           <w:p>
             <w:pPr>
               <w:pStyle w:val="Compact"/>
@@ -5233,7 +5488,9 @@
           </w:p>
         </w:tc>
         <w:tc>
-          <w:tcPr/>
+          <w:tcPr>
+            <w:shd w:val="clear" w:color="auto" w:fill="FAFCFE"/>
+          </w:tcPr>
           <w:p>
             <w:pPr>
               <w:pStyle w:val="Compact"/>
@@ -5333,7 +5590,9 @@
       </w:tr>
       <w:tr>
         <w:tc>
-          <w:tcPr/>
+          <w:tcPr>
+            <w:shd w:val="clear" w:color="auto" w:fill="FAFCFE"/>
+          </w:tcPr>
           <w:p>
             <w:pPr>
               <w:pStyle w:val="Compact"/>
@@ -5349,7 +5608,9 @@
           </w:p>
         </w:tc>
         <w:tc>
-          <w:tcPr/>
+          <w:tcPr>
+            <w:shd w:val="clear" w:color="auto" w:fill="FAFCFE"/>
+          </w:tcPr>
           <w:p>
             <w:pPr>
               <w:pStyle w:val="Compact"/>
@@ -5394,7 +5655,9 @@
           </w:p>
         </w:tc>
         <w:tc>
-          <w:tcPr/>
+          <w:tcPr>
+            <w:shd w:val="clear" w:color="auto" w:fill="FAFCFE"/>
+          </w:tcPr>
           <w:p>
             <w:pPr>
               <w:pStyle w:val="Compact"/>
@@ -5410,7 +5673,9 @@
           </w:p>
         </w:tc>
         <w:tc>
-          <w:tcPr/>
+          <w:tcPr>
+            <w:shd w:val="clear" w:color="auto" w:fill="FAFCFE"/>
+          </w:tcPr>
           <w:p>
             <w:pPr>
               <w:pStyle w:val="Compact"/>
@@ -5426,7 +5691,9 @@
           </w:p>
         </w:tc>
         <w:tc>
-          <w:tcPr/>
+          <w:tcPr>
+            <w:shd w:val="clear" w:color="auto" w:fill="FAFCFE"/>
+          </w:tcPr>
           <w:p>
             <w:pPr>
               <w:pStyle w:val="Compact"/>
@@ -5692,6 +5959,15 @@
         <w:tblStyle w:val="Table"/>
         <w:tblW w:type="auto" w:w="0"/>
         <w:tblLook w:firstRow="1" w:lastRow="0" w:firstColumn="0" w:lastColumn="0" w:noHBand="0" w:noVBand="0" w:val="0020"/>
+        <w:jc w:val="center"/>
+        <w:tblBorders>
+          <w:top w:val="single" w:sz="4" w:color="C9D3DE"/>
+          <w:left w:val="single" w:sz="4" w:color="C9D3DE"/>
+          <w:bottom w:val="single" w:sz="4" w:color="C9D3DE"/>
+          <w:right w:val="single" w:sz="4" w:color="C9D3DE"/>
+          <w:insideH w:val="single" w:sz="4" w:color="C9D3DE"/>
+          <w:insideV w:val="single" w:sz="4" w:color="C9D3DE"/>
+        </w:tblBorders>
         <w:bidiVisual/>
       </w:tblPr>
       <w:tblGrid>
@@ -5703,14 +5979,18 @@
           <w:tblHeader w:val="on"/>
         </w:trPr>
         <w:tc>
-          <w:tcPr/>
-          <w:p>
-            <w:pPr>
-              <w:pStyle w:val="Compact"/>
-              <w:bidi/>
-            </w:pPr>
-            <w:r>
-              <w:rPr>
+          <w:tcPr>
+            <w:shd w:val="clear" w:color="auto" w:fill="1E3A5F"/>
+          </w:tcPr>
+          <w:p>
+            <w:pPr>
+              <w:pStyle w:val="Compact"/>
+              <w:bidi/>
+            </w:pPr>
+            <w:r>
+              <w:rPr>
+                <w:b/>
+                <w:color w:val="FFFFFF"/>
                 <w:sz w:val="22"/>
                 <w:rtl/>
               </w:rPr>
@@ -5719,14 +5999,18 @@
           </w:p>
         </w:tc>
         <w:tc>
-          <w:tcPr/>
-          <w:p>
-            <w:pPr>
-              <w:pStyle w:val="Compact"/>
-              <w:bidi/>
-            </w:pPr>
-            <w:r>
-              <w:rPr>
+          <w:tcPr>
+            <w:shd w:val="clear" w:color="auto" w:fill="1E3A5F"/>
+          </w:tcPr>
+          <w:p>
+            <w:pPr>
+              <w:pStyle w:val="Compact"/>
+              <w:bidi/>
+            </w:pPr>
+            <w:r>
+              <w:rPr>
+                <w:b/>
+                <w:color w:val="FFFFFF"/>
                 <w:sz w:val="22"/>
                 <w:rtl/>
               </w:rPr>
@@ -5873,7 +6157,9 @@
       </w:tr>
       <w:tr>
         <w:tc>
-          <w:tcPr/>
+          <w:tcPr>
+            <w:shd w:val="clear" w:color="auto" w:fill="FAFCFE"/>
+          </w:tcPr>
           <w:p>
             <w:pPr>
               <w:pStyle w:val="Compact"/>
@@ -5889,7 +6175,9 @@
           </w:p>
         </w:tc>
         <w:tc>
-          <w:tcPr/>
+          <w:tcPr>
+            <w:shd w:val="clear" w:color="auto" w:fill="FAFCFE"/>
+          </w:tcPr>
           <w:p>
             <w:pPr>
               <w:pStyle w:val="Compact"/>
@@ -5992,7 +6280,9 @@
       </w:tr>
       <w:tr>
         <w:tc>
-          <w:tcPr/>
+          <w:tcPr>
+            <w:shd w:val="clear" w:color="auto" w:fill="FAFCFE"/>
+          </w:tcPr>
           <w:p>
             <w:pPr>
               <w:pStyle w:val="Compact"/>
@@ -6008,7 +6298,9 @@
           </w:p>
         </w:tc>
         <w:tc>
-          <w:tcPr/>
+          <w:tcPr>
+            <w:shd w:val="clear" w:color="auto" w:fill="FAFCFE"/>
+          </w:tcPr>
           <w:p>
             <w:pPr>
               <w:pStyle w:val="Compact"/>
@@ -6184,7 +6476,9 @@
       </w:tr>
       <w:tr>
         <w:tc>
-          <w:tcPr/>
+          <w:tcPr>
+            <w:shd w:val="clear" w:color="auto" w:fill="FAFCFE"/>
+          </w:tcPr>
           <w:p>
             <w:pPr>
               <w:pStyle w:val="Compact"/>
@@ -6200,7 +6494,9 @@
           </w:p>
         </w:tc>
         <w:tc>
-          <w:tcPr/>
+          <w:tcPr>
+            <w:shd w:val="clear" w:color="auto" w:fill="FAFCFE"/>
+          </w:tcPr>
           <w:p>
             <w:pPr>
               <w:pStyle w:val="Compact"/>
@@ -6318,7 +6614,9 @@
       </w:tr>
       <w:tr>
         <w:tc>
-          <w:tcPr/>
+          <w:tcPr>
+            <w:shd w:val="clear" w:color="auto" w:fill="FAFCFE"/>
+          </w:tcPr>
           <w:p>
             <w:pPr>
               <w:pStyle w:val="Compact"/>
@@ -6334,7 +6632,9 @@
           </w:p>
         </w:tc>
         <w:tc>
-          <w:tcPr/>
+          <w:tcPr>
+            <w:shd w:val="clear" w:color="auto" w:fill="FAFCFE"/>
+          </w:tcPr>
           <w:p>
             <w:pPr>
               <w:pStyle w:val="Compact"/>
@@ -6444,7 +6744,9 @@
       </w:tr>
       <w:tr>
         <w:tc>
-          <w:tcPr/>
+          <w:tcPr>
+            <w:shd w:val="clear" w:color="auto" w:fill="FAFCFE"/>
+          </w:tcPr>
           <w:p>
             <w:pPr>
               <w:pStyle w:val="Compact"/>
@@ -6460,7 +6762,9 @@
           </w:p>
         </w:tc>
         <w:tc>
-          <w:tcPr/>
+          <w:tcPr>
+            <w:shd w:val="clear" w:color="auto" w:fill="FAFCFE"/>
+          </w:tcPr>
           <w:p>
             <w:pPr>
               <w:pStyle w:val="Compact"/>
@@ -6537,6 +6841,15 @@
         <w:tblStyle w:val="Table"/>
         <w:tblW w:type="auto" w:w="0"/>
         <w:tblLook w:firstRow="1" w:lastRow="0" w:firstColumn="0" w:lastColumn="0" w:noHBand="0" w:noVBand="0" w:val="0020"/>
+        <w:jc w:val="center"/>
+        <w:tblBorders>
+          <w:top w:val="single" w:sz="4" w:color="C9D3DE"/>
+          <w:left w:val="single" w:sz="4" w:color="C9D3DE"/>
+          <w:bottom w:val="single" w:sz="4" w:color="C9D3DE"/>
+          <w:right w:val="single" w:sz="4" w:color="C9D3DE"/>
+          <w:insideH w:val="single" w:sz="4" w:color="C9D3DE"/>
+          <w:insideV w:val="single" w:sz="4" w:color="C9D3DE"/>
+        </w:tblBorders>
         <w:bidiVisual/>
       </w:tblPr>
       <w:tblGrid>
@@ -6556,14 +6869,18 @@
           <w:tblHeader w:val="on"/>
         </w:trPr>
         <w:tc>
-          <w:tcPr/>
-          <w:p>
-            <w:pPr>
-              <w:pStyle w:val="Compact"/>
-              <w:bidi/>
-            </w:pPr>
-            <w:r>
-              <w:rPr>
+          <w:tcPr>
+            <w:shd w:val="clear" w:color="auto" w:fill="1E3A5F"/>
+          </w:tcPr>
+          <w:p>
+            <w:pPr>
+              <w:pStyle w:val="Compact"/>
+              <w:bidi/>
+            </w:pPr>
+            <w:r>
+              <w:rPr>
+                <w:b/>
+                <w:color w:val="FFFFFF"/>
                 <w:sz w:val="22"/>
                 <w:rtl/>
               </w:rPr>
@@ -6572,14 +6889,18 @@
           </w:p>
         </w:tc>
         <w:tc>
-          <w:tcPr/>
-          <w:p>
-            <w:pPr>
-              <w:pStyle w:val="Compact"/>
-              <w:bidi/>
-            </w:pPr>
-            <w:r>
-              <w:rPr>
+          <w:tcPr>
+            <w:shd w:val="clear" w:color="auto" w:fill="1E3A5F"/>
+          </w:tcPr>
+          <w:p>
+            <w:pPr>
+              <w:pStyle w:val="Compact"/>
+              <w:bidi/>
+            </w:pPr>
+            <w:r>
+              <w:rPr>
+                <w:b/>
+                <w:color w:val="FFFFFF"/>
                 <w:sz w:val="22"/>
                 <w:rtl/>
               </w:rPr>
@@ -6588,14 +6909,18 @@
           </w:p>
         </w:tc>
         <w:tc>
-          <w:tcPr/>
-          <w:p>
-            <w:pPr>
-              <w:pStyle w:val="Compact"/>
-              <w:bidi/>
-            </w:pPr>
-            <w:r>
-              <w:rPr>
+          <w:tcPr>
+            <w:shd w:val="clear" w:color="auto" w:fill="1E3A5F"/>
+          </w:tcPr>
+          <w:p>
+            <w:pPr>
+              <w:pStyle w:val="Compact"/>
+              <w:bidi/>
+            </w:pPr>
+            <w:r>
+              <w:rPr>
+                <w:b/>
+                <w:color w:val="FFFFFF"/>
                 <w:sz w:val="22"/>
                 <w:rtl/>
               </w:rPr>
@@ -6604,14 +6929,18 @@
           </w:p>
         </w:tc>
         <w:tc>
-          <w:tcPr/>
-          <w:p>
-            <w:pPr>
-              <w:pStyle w:val="Compact"/>
-              <w:bidi/>
-            </w:pPr>
-            <w:r>
-              <w:rPr>
+          <w:tcPr>
+            <w:shd w:val="clear" w:color="auto" w:fill="1E3A5F"/>
+          </w:tcPr>
+          <w:p>
+            <w:pPr>
+              <w:pStyle w:val="Compact"/>
+              <w:bidi/>
+            </w:pPr>
+            <w:r>
+              <w:rPr>
+                <w:b/>
+                <w:color w:val="FFFFFF"/>
                 <w:sz w:val="22"/>
                 <w:rtl/>
               </w:rPr>
@@ -6620,14 +6949,18 @@
           </w:p>
         </w:tc>
         <w:tc>
-          <w:tcPr/>
-          <w:p>
-            <w:pPr>
-              <w:pStyle w:val="Compact"/>
-              <w:bidi/>
-            </w:pPr>
-            <w:r>
-              <w:rPr>
+          <w:tcPr>
+            <w:shd w:val="clear" w:color="auto" w:fill="1E3A5F"/>
+          </w:tcPr>
+          <w:p>
+            <w:pPr>
+              <w:pStyle w:val="Compact"/>
+              <w:bidi/>
+            </w:pPr>
+            <w:r>
+              <w:rPr>
+                <w:b/>
+                <w:color w:val="FFFFFF"/>
                 <w:sz w:val="22"/>
                 <w:rtl/>
               </w:rPr>
@@ -6636,14 +6969,18 @@
           </w:p>
         </w:tc>
         <w:tc>
-          <w:tcPr/>
-          <w:p>
-            <w:pPr>
-              <w:pStyle w:val="Compact"/>
-              <w:bidi/>
-            </w:pPr>
-            <w:r>
-              <w:rPr>
+          <w:tcPr>
+            <w:shd w:val="clear" w:color="auto" w:fill="1E3A5F"/>
+          </w:tcPr>
+          <w:p>
+            <w:pPr>
+              <w:pStyle w:val="Compact"/>
+              <w:bidi/>
+            </w:pPr>
+            <w:r>
+              <w:rPr>
+                <w:b/>
+                <w:color w:val="FFFFFF"/>
                 <w:sz w:val="22"/>
                 <w:rtl/>
               </w:rPr>
@@ -6652,14 +6989,18 @@
           </w:p>
         </w:tc>
         <w:tc>
-          <w:tcPr/>
-          <w:p>
-            <w:pPr>
-              <w:pStyle w:val="Compact"/>
-              <w:bidi/>
-            </w:pPr>
-            <w:r>
-              <w:rPr>
+          <w:tcPr>
+            <w:shd w:val="clear" w:color="auto" w:fill="1E3A5F"/>
+          </w:tcPr>
+          <w:p>
+            <w:pPr>
+              <w:pStyle w:val="Compact"/>
+              <w:bidi/>
+            </w:pPr>
+            <w:r>
+              <w:rPr>
+                <w:b/>
+                <w:color w:val="FFFFFF"/>
                 <w:sz w:val="22"/>
                 <w:rtl/>
               </w:rPr>
@@ -6668,14 +7009,18 @@
           </w:p>
         </w:tc>
         <w:tc>
-          <w:tcPr/>
-          <w:p>
-            <w:pPr>
-              <w:pStyle w:val="Compact"/>
-              <w:bidi/>
-            </w:pPr>
-            <w:r>
-              <w:rPr>
+          <w:tcPr>
+            <w:shd w:val="clear" w:color="auto" w:fill="1E3A5F"/>
+          </w:tcPr>
+          <w:p>
+            <w:pPr>
+              <w:pStyle w:val="Compact"/>
+              <w:bidi/>
+            </w:pPr>
+            <w:r>
+              <w:rPr>
+                <w:b/>
+                <w:color w:val="FFFFFF"/>
                 <w:sz w:val="22"/>
                 <w:rtl/>
               </w:rPr>
@@ -6684,14 +7029,18 @@
           </w:p>
         </w:tc>
         <w:tc>
-          <w:tcPr/>
-          <w:p>
-            <w:pPr>
-              <w:pStyle w:val="Compact"/>
-              <w:bidi/>
-            </w:pPr>
-            <w:r>
-              <w:rPr>
+          <w:tcPr>
+            <w:shd w:val="clear" w:color="auto" w:fill="1E3A5F"/>
+          </w:tcPr>
+          <w:p>
+            <w:pPr>
+              <w:pStyle w:val="Compact"/>
+              <w:bidi/>
+            </w:pPr>
+            <w:r>
+              <w:rPr>
+                <w:b/>
+                <w:color w:val="FFFFFF"/>
                 <w:sz w:val="22"/>
                 <w:rtl/>
               </w:rPr>
@@ -6700,14 +7049,18 @@
           </w:p>
         </w:tc>
         <w:tc>
-          <w:tcPr/>
-          <w:p>
-            <w:pPr>
-              <w:pStyle w:val="Compact"/>
-              <w:bidi/>
-            </w:pPr>
-            <w:r>
-              <w:rPr>
+          <w:tcPr>
+            <w:shd w:val="clear" w:color="auto" w:fill="1E3A5F"/>
+          </w:tcPr>
+          <w:p>
+            <w:pPr>
+              <w:pStyle w:val="Compact"/>
+              <w:bidi/>
+            </w:pPr>
+            <w:r>
+              <w:rPr>
+                <w:b/>
+                <w:color w:val="FFFFFF"/>
                 <w:sz w:val="22"/>
                 <w:rtl/>
               </w:rPr>
@@ -6810,88 +7163,108 @@
       </w:tr>
       <w:tr>
         <w:tc>
-          <w:tcPr/>
-          <w:p>
-            <w:pPr>
-              <w:pStyle w:val="Compact"/>
-              <w:bidi/>
-            </w:pPr>
-          </w:p>
-        </w:tc>
-        <w:tc>
-          <w:tcPr/>
-          <w:p>
-            <w:pPr>
-              <w:pStyle w:val="Compact"/>
-              <w:bidi/>
-            </w:pPr>
-          </w:p>
-        </w:tc>
-        <w:tc>
-          <w:tcPr/>
-          <w:p>
-            <w:pPr>
-              <w:pStyle w:val="Compact"/>
-              <w:bidi/>
-            </w:pPr>
-          </w:p>
-        </w:tc>
-        <w:tc>
-          <w:tcPr/>
-          <w:p>
-            <w:pPr>
-              <w:pStyle w:val="Compact"/>
-              <w:bidi/>
-            </w:pPr>
-          </w:p>
-        </w:tc>
-        <w:tc>
-          <w:tcPr/>
-          <w:p>
-            <w:pPr>
-              <w:pStyle w:val="Compact"/>
-              <w:bidi/>
-            </w:pPr>
-          </w:p>
-        </w:tc>
-        <w:tc>
-          <w:tcPr/>
-          <w:p>
-            <w:pPr>
-              <w:pStyle w:val="Compact"/>
-              <w:bidi/>
-            </w:pPr>
-          </w:p>
-        </w:tc>
-        <w:tc>
-          <w:tcPr/>
-          <w:p>
-            <w:pPr>
-              <w:pStyle w:val="Compact"/>
-              <w:bidi/>
-            </w:pPr>
-          </w:p>
-        </w:tc>
-        <w:tc>
-          <w:tcPr/>
-          <w:p>
-            <w:pPr>
-              <w:pStyle w:val="Compact"/>
-              <w:bidi/>
-            </w:pPr>
-          </w:p>
-        </w:tc>
-        <w:tc>
-          <w:tcPr/>
-          <w:p>
-            <w:pPr>
-              <w:pStyle w:val="Compact"/>
-              <w:bidi/>
-            </w:pPr>
-          </w:p>
-        </w:tc>
-        <w:tc>
-          <w:tcPr/>
+          <w:tcPr>
+            <w:shd w:val="clear" w:color="auto" w:fill="FAFCFE"/>
+          </w:tcPr>
+          <w:p>
+            <w:pPr>
+              <w:pStyle w:val="Compact"/>
+              <w:bidi/>
+            </w:pPr>
+          </w:p>
+        </w:tc>
+        <w:tc>
+          <w:tcPr>
+            <w:shd w:val="clear" w:color="auto" w:fill="FAFCFE"/>
+          </w:tcPr>
+          <w:p>
+            <w:pPr>
+              <w:pStyle w:val="Compact"/>
+              <w:bidi/>
+            </w:pPr>
+          </w:p>
+        </w:tc>
+        <w:tc>
+          <w:tcPr>
+            <w:shd w:val="clear" w:color="auto" w:fill="FAFCFE"/>
+          </w:tcPr>
+          <w:p>
+            <w:pPr>
+              <w:pStyle w:val="Compact"/>
+              <w:bidi/>
+            </w:pPr>
+          </w:p>
+        </w:tc>
+        <w:tc>
+          <w:tcPr>
+            <w:shd w:val="clear" w:color="auto" w:fill="FAFCFE"/>
+          </w:tcPr>
+          <w:p>
+            <w:pPr>
+              <w:pStyle w:val="Compact"/>
+              <w:bidi/>
+            </w:pPr>
+          </w:p>
+        </w:tc>
+        <w:tc>
+          <w:tcPr>
+            <w:shd w:val="clear" w:color="auto" w:fill="FAFCFE"/>
+          </w:tcPr>
+          <w:p>
+            <w:pPr>
+              <w:pStyle w:val="Compact"/>
+              <w:bidi/>
+            </w:pPr>
+          </w:p>
+        </w:tc>
+        <w:tc>
+          <w:tcPr>
+            <w:shd w:val="clear" w:color="auto" w:fill="FAFCFE"/>
+          </w:tcPr>
+          <w:p>
+            <w:pPr>
+              <w:pStyle w:val="Compact"/>
+              <w:bidi/>
+            </w:pPr>
+          </w:p>
+        </w:tc>
+        <w:tc>
+          <w:tcPr>
+            <w:shd w:val="clear" w:color="auto" w:fill="FAFCFE"/>
+          </w:tcPr>
+          <w:p>
+            <w:pPr>
+              <w:pStyle w:val="Compact"/>
+              <w:bidi/>
+            </w:pPr>
+          </w:p>
+        </w:tc>
+        <w:tc>
+          <w:tcPr>
+            <w:shd w:val="clear" w:color="auto" w:fill="FAFCFE"/>
+          </w:tcPr>
+          <w:p>
+            <w:pPr>
+              <w:pStyle w:val="Compact"/>
+              <w:bidi/>
+            </w:pPr>
+          </w:p>
+        </w:tc>
+        <w:tc>
+          <w:tcPr>
+            <w:shd w:val="clear" w:color="auto" w:fill="FAFCFE"/>
+          </w:tcPr>
+          <w:p>
+            <w:pPr>
+              <w:pStyle w:val="Compact"/>
+              <w:bidi/>
+            </w:pPr>
+          </w:p>
+        </w:tc>
+        <w:tc>
+          <w:tcPr>
+            <w:shd w:val="clear" w:color="auto" w:fill="FAFCFE"/>
+          </w:tcPr>
           <w:p>
             <w:pPr>
               <w:pStyle w:val="Compact"/>
@@ -6994,88 +7367,108 @@
       </w:tr>
       <w:tr>
         <w:tc>
-          <w:tcPr/>
-          <w:p>
-            <w:pPr>
-              <w:pStyle w:val="Compact"/>
-              <w:bidi/>
-            </w:pPr>
-          </w:p>
-        </w:tc>
-        <w:tc>
-          <w:tcPr/>
-          <w:p>
-            <w:pPr>
-              <w:pStyle w:val="Compact"/>
-              <w:bidi/>
-            </w:pPr>
-          </w:p>
-        </w:tc>
-        <w:tc>
-          <w:tcPr/>
-          <w:p>
-            <w:pPr>
-              <w:pStyle w:val="Compact"/>
-              <w:bidi/>
-            </w:pPr>
-          </w:p>
-        </w:tc>
-        <w:tc>
-          <w:tcPr/>
-          <w:p>
-            <w:pPr>
-              <w:pStyle w:val="Compact"/>
-              <w:bidi/>
-            </w:pPr>
-          </w:p>
-        </w:tc>
-        <w:tc>
-          <w:tcPr/>
-          <w:p>
-            <w:pPr>
-              <w:pStyle w:val="Compact"/>
-              <w:bidi/>
-            </w:pPr>
-          </w:p>
-        </w:tc>
-        <w:tc>
-          <w:tcPr/>
-          <w:p>
-            <w:pPr>
-              <w:pStyle w:val="Compact"/>
-              <w:bidi/>
-            </w:pPr>
-          </w:p>
-        </w:tc>
-        <w:tc>
-          <w:tcPr/>
-          <w:p>
-            <w:pPr>
-              <w:pStyle w:val="Compact"/>
-              <w:bidi/>
-            </w:pPr>
-          </w:p>
-        </w:tc>
-        <w:tc>
-          <w:tcPr/>
-          <w:p>
-            <w:pPr>
-              <w:pStyle w:val="Compact"/>
-              <w:bidi/>
-            </w:pPr>
-          </w:p>
-        </w:tc>
-        <w:tc>
-          <w:tcPr/>
-          <w:p>
-            <w:pPr>
-              <w:pStyle w:val="Compact"/>
-              <w:bidi/>
-            </w:pPr>
-          </w:p>
-        </w:tc>
-        <w:tc>
-          <w:tcPr/>
+          <w:tcPr>
+            <w:shd w:val="clear" w:color="auto" w:fill="FAFCFE"/>
+          </w:tcPr>
+          <w:p>
+            <w:pPr>
+              <w:pStyle w:val="Compact"/>
+              <w:bidi/>
+            </w:pPr>
+          </w:p>
+        </w:tc>
+        <w:tc>
+          <w:tcPr>
+            <w:shd w:val="clear" w:color="auto" w:fill="FAFCFE"/>
+          </w:tcPr>
+          <w:p>
+            <w:pPr>
+              <w:pStyle w:val="Compact"/>
+              <w:bidi/>
+            </w:pPr>
+          </w:p>
+        </w:tc>
+        <w:tc>
+          <w:tcPr>
+            <w:shd w:val="clear" w:color="auto" w:fill="FAFCFE"/>
+          </w:tcPr>
+          <w:p>
+            <w:pPr>
+              <w:pStyle w:val="Compact"/>
+              <w:bidi/>
+            </w:pPr>
+          </w:p>
+        </w:tc>
+        <w:tc>
+          <w:tcPr>
+            <w:shd w:val="clear" w:color="auto" w:fill="FAFCFE"/>
+          </w:tcPr>
+          <w:p>
+            <w:pPr>
+              <w:pStyle w:val="Compact"/>
+              <w:bidi/>
+            </w:pPr>
+          </w:p>
+        </w:tc>
+        <w:tc>
+          <w:tcPr>
+            <w:shd w:val="clear" w:color="auto" w:fill="FAFCFE"/>
+          </w:tcPr>
+          <w:p>
+            <w:pPr>
+              <w:pStyle w:val="Compact"/>
+              <w:bidi/>
+            </w:pPr>
+          </w:p>
+        </w:tc>
+        <w:tc>
+          <w:tcPr>
+            <w:shd w:val="clear" w:color="auto" w:fill="FAFCFE"/>
+          </w:tcPr>
+          <w:p>
+            <w:pPr>
+              <w:pStyle w:val="Compact"/>
+              <w:bidi/>
+            </w:pPr>
+          </w:p>
+        </w:tc>
+        <w:tc>
+          <w:tcPr>
+            <w:shd w:val="clear" w:color="auto" w:fill="FAFCFE"/>
+          </w:tcPr>
+          <w:p>
+            <w:pPr>
+              <w:pStyle w:val="Compact"/>
+              <w:bidi/>
+            </w:pPr>
+          </w:p>
+        </w:tc>
+        <w:tc>
+          <w:tcPr>
+            <w:shd w:val="clear" w:color="auto" w:fill="FAFCFE"/>
+          </w:tcPr>
+          <w:p>
+            <w:pPr>
+              <w:pStyle w:val="Compact"/>
+              <w:bidi/>
+            </w:pPr>
+          </w:p>
+        </w:tc>
+        <w:tc>
+          <w:tcPr>
+            <w:shd w:val="clear" w:color="auto" w:fill="FAFCFE"/>
+          </w:tcPr>
+          <w:p>
+            <w:pPr>
+              <w:pStyle w:val="Compact"/>
+              <w:bidi/>
+            </w:pPr>
+          </w:p>
+        </w:tc>
+        <w:tc>
+          <w:tcPr>
+            <w:shd w:val="clear" w:color="auto" w:fill="FAFCFE"/>
+          </w:tcPr>
           <w:p>
             <w:pPr>
               <w:pStyle w:val="Compact"/>
@@ -7178,88 +7571,108 @@
       </w:tr>
       <w:tr>
         <w:tc>
-          <w:tcPr/>
-          <w:p>
-            <w:pPr>
-              <w:pStyle w:val="Compact"/>
-              <w:bidi/>
-            </w:pPr>
-          </w:p>
-        </w:tc>
-        <w:tc>
-          <w:tcPr/>
-          <w:p>
-            <w:pPr>
-              <w:pStyle w:val="Compact"/>
-              <w:bidi/>
-            </w:pPr>
-          </w:p>
-        </w:tc>
-        <w:tc>
-          <w:tcPr/>
-          <w:p>
-            <w:pPr>
-              <w:pStyle w:val="Compact"/>
-              <w:bidi/>
-            </w:pPr>
-          </w:p>
-        </w:tc>
-        <w:tc>
-          <w:tcPr/>
-          <w:p>
-            <w:pPr>
-              <w:pStyle w:val="Compact"/>
-              <w:bidi/>
-            </w:pPr>
-          </w:p>
-        </w:tc>
-        <w:tc>
-          <w:tcPr/>
-          <w:p>
-            <w:pPr>
-              <w:pStyle w:val="Compact"/>
-              <w:bidi/>
-            </w:pPr>
-          </w:p>
-        </w:tc>
-        <w:tc>
-          <w:tcPr/>
-          <w:p>
-            <w:pPr>
-              <w:pStyle w:val="Compact"/>
-              <w:bidi/>
-            </w:pPr>
-          </w:p>
-        </w:tc>
-        <w:tc>
-          <w:tcPr/>
-          <w:p>
-            <w:pPr>
-              <w:pStyle w:val="Compact"/>
-              <w:bidi/>
-            </w:pPr>
-          </w:p>
-        </w:tc>
-        <w:tc>
-          <w:tcPr/>
-          <w:p>
-            <w:pPr>
-              <w:pStyle w:val="Compact"/>
-              <w:bidi/>
-            </w:pPr>
-          </w:p>
-        </w:tc>
-        <w:tc>
-          <w:tcPr/>
-          <w:p>
-            <w:pPr>
-              <w:pStyle w:val="Compact"/>
-              <w:bidi/>
-            </w:pPr>
-          </w:p>
-        </w:tc>
-        <w:tc>
-          <w:tcPr/>
+          <w:tcPr>
+            <w:shd w:val="clear" w:color="auto" w:fill="FAFCFE"/>
+          </w:tcPr>
+          <w:p>
+            <w:pPr>
+              <w:pStyle w:val="Compact"/>
+              <w:bidi/>
+            </w:pPr>
+          </w:p>
+        </w:tc>
+        <w:tc>
+          <w:tcPr>
+            <w:shd w:val="clear" w:color="auto" w:fill="FAFCFE"/>
+          </w:tcPr>
+          <w:p>
+            <w:pPr>
+              <w:pStyle w:val="Compact"/>
+              <w:bidi/>
+            </w:pPr>
+          </w:p>
+        </w:tc>
+        <w:tc>
+          <w:tcPr>
+            <w:shd w:val="clear" w:color="auto" w:fill="FAFCFE"/>
+          </w:tcPr>
+          <w:p>
+            <w:pPr>
+              <w:pStyle w:val="Compact"/>
+              <w:bidi/>
+            </w:pPr>
+          </w:p>
+        </w:tc>
+        <w:tc>
+          <w:tcPr>
+            <w:shd w:val="clear" w:color="auto" w:fill="FAFCFE"/>
+          </w:tcPr>
+          <w:p>
+            <w:pPr>
+              <w:pStyle w:val="Compact"/>
+              <w:bidi/>
+            </w:pPr>
+          </w:p>
+        </w:tc>
+        <w:tc>
+          <w:tcPr>
+            <w:shd w:val="clear" w:color="auto" w:fill="FAFCFE"/>
+          </w:tcPr>
+          <w:p>
+            <w:pPr>
+              <w:pStyle w:val="Compact"/>
+              <w:bidi/>
+            </w:pPr>
+          </w:p>
+        </w:tc>
+        <w:tc>
+          <w:tcPr>
+            <w:shd w:val="clear" w:color="auto" w:fill="FAFCFE"/>
+          </w:tcPr>
+          <w:p>
+            <w:pPr>
+              <w:pStyle w:val="Compact"/>
+              <w:bidi/>
+            </w:pPr>
+          </w:p>
+        </w:tc>
+        <w:tc>
+          <w:tcPr>
+            <w:shd w:val="clear" w:color="auto" w:fill="FAFCFE"/>
+          </w:tcPr>
+          <w:p>
+            <w:pPr>
+              <w:pStyle w:val="Compact"/>
+              <w:bidi/>
+            </w:pPr>
+          </w:p>
+        </w:tc>
+        <w:tc>
+          <w:tcPr>
+            <w:shd w:val="clear" w:color="auto" w:fill="FAFCFE"/>
+          </w:tcPr>
+          <w:p>
+            <w:pPr>
+              <w:pStyle w:val="Compact"/>
+              <w:bidi/>
+            </w:pPr>
+          </w:p>
+        </w:tc>
+        <w:tc>
+          <w:tcPr>
+            <w:shd w:val="clear" w:color="auto" w:fill="FAFCFE"/>
+          </w:tcPr>
+          <w:p>
+            <w:pPr>
+              <w:pStyle w:val="Compact"/>
+              <w:bidi/>
+            </w:pPr>
+          </w:p>
+        </w:tc>
+        <w:tc>
+          <w:tcPr>
+            <w:shd w:val="clear" w:color="auto" w:fill="FAFCFE"/>
+          </w:tcPr>
           <w:p>
             <w:pPr>
               <w:pStyle w:val="Compact"/>
@@ -7383,6 +7796,15 @@
         <w:tblStyle w:val="Table"/>
         <w:tblW w:type="auto" w:w="0"/>
         <w:tblLook w:firstRow="1" w:lastRow="0" w:firstColumn="0" w:lastColumn="0" w:noHBand="0" w:noVBand="0" w:val="0020"/>
+        <w:jc w:val="center"/>
+        <w:tblBorders>
+          <w:top w:val="single" w:sz="4" w:color="C9D3DE"/>
+          <w:left w:val="single" w:sz="4" w:color="C9D3DE"/>
+          <w:bottom w:val="single" w:sz="4" w:color="C9D3DE"/>
+          <w:right w:val="single" w:sz="4" w:color="C9D3DE"/>
+          <w:insideH w:val="single" w:sz="4" w:color="C9D3DE"/>
+          <w:insideV w:val="single" w:sz="4" w:color="C9D3DE"/>
+        </w:tblBorders>
         <w:bidiVisual/>
       </w:tblPr>
       <w:tblGrid>
@@ -7396,14 +7818,18 @@
           <w:tblHeader w:val="on"/>
         </w:trPr>
         <w:tc>
-          <w:tcPr/>
-          <w:p>
-            <w:pPr>
-              <w:pStyle w:val="Compact"/>
-              <w:bidi/>
-            </w:pPr>
-            <w:r>
-              <w:rPr>
+          <w:tcPr>
+            <w:shd w:val="clear" w:color="auto" w:fill="1E3A5F"/>
+          </w:tcPr>
+          <w:p>
+            <w:pPr>
+              <w:pStyle w:val="Compact"/>
+              <w:bidi/>
+            </w:pPr>
+            <w:r>
+              <w:rPr>
+                <w:b/>
+                <w:color w:val="FFFFFF"/>
                 <w:sz w:val="22"/>
                 <w:rtl/>
               </w:rPr>
@@ -7412,14 +7838,18 @@
           </w:p>
         </w:tc>
         <w:tc>
-          <w:tcPr/>
-          <w:p>
-            <w:pPr>
-              <w:pStyle w:val="Compact"/>
-              <w:bidi/>
-            </w:pPr>
-            <w:r>
-              <w:rPr>
+          <w:tcPr>
+            <w:shd w:val="clear" w:color="auto" w:fill="1E3A5F"/>
+          </w:tcPr>
+          <w:p>
+            <w:pPr>
+              <w:pStyle w:val="Compact"/>
+              <w:bidi/>
+            </w:pPr>
+            <w:r>
+              <w:rPr>
+                <w:b/>
+                <w:color w:val="FFFFFF"/>
                 <w:sz w:val="22"/>
                 <w:rtl/>
               </w:rPr>
@@ -7428,14 +7858,18 @@
           </w:p>
         </w:tc>
         <w:tc>
-          <w:tcPr/>
-          <w:p>
-            <w:pPr>
-              <w:pStyle w:val="Compact"/>
-              <w:bidi/>
-            </w:pPr>
-            <w:r>
-              <w:rPr>
+          <w:tcPr>
+            <w:shd w:val="clear" w:color="auto" w:fill="1E3A5F"/>
+          </w:tcPr>
+          <w:p>
+            <w:pPr>
+              <w:pStyle w:val="Compact"/>
+              <w:bidi/>
+            </w:pPr>
+            <w:r>
+              <w:rPr>
+                <w:b/>
+                <w:color w:val="FFFFFF"/>
                 <w:sz w:val="22"/>
                 <w:rtl/>
               </w:rPr>
@@ -7444,14 +7878,18 @@
           </w:p>
         </w:tc>
         <w:tc>
-          <w:tcPr/>
-          <w:p>
-            <w:pPr>
-              <w:pStyle w:val="Compact"/>
-              <w:bidi/>
-            </w:pPr>
-            <w:r>
-              <w:rPr>
+          <w:tcPr>
+            <w:shd w:val="clear" w:color="auto" w:fill="1E3A5F"/>
+          </w:tcPr>
+          <w:p>
+            <w:pPr>
+              <w:pStyle w:val="Compact"/>
+              <w:bidi/>
+            </w:pPr>
+            <w:r>
+              <w:rPr>
+                <w:b/>
+                <w:color w:val="FFFFFF"/>
                 <w:sz w:val="22"/>
                 <w:rtl/>
               </w:rPr>
@@ -7528,7 +7966,9 @@
       </w:tr>
       <w:tr>
         <w:tc>
-          <w:tcPr/>
+          <w:tcPr>
+            <w:shd w:val="clear" w:color="auto" w:fill="FAFCFE"/>
+          </w:tcPr>
           <w:p>
             <w:pPr>
               <w:pStyle w:val="Compact"/>
@@ -7544,7 +7984,9 @@
           </w:p>
         </w:tc>
         <w:tc>
-          <w:tcPr/>
+          <w:tcPr>
+            <w:shd w:val="clear" w:color="auto" w:fill="FAFCFE"/>
+          </w:tcPr>
           <w:p>
             <w:pPr>
               <w:pStyle w:val="Compact"/>
@@ -7560,7 +8002,9 @@
           </w:p>
         </w:tc>
         <w:tc>
-          <w:tcPr/>
+          <w:tcPr>
+            <w:shd w:val="clear" w:color="auto" w:fill="FAFCFE"/>
+          </w:tcPr>
           <w:p>
             <w:pPr>
               <w:pStyle w:val="Compact"/>
@@ -7576,7 +8020,9 @@
           </w:p>
         </w:tc>
         <w:tc>
-          <w:tcPr/>
+          <w:tcPr>
+            <w:shd w:val="clear" w:color="auto" w:fill="FAFCFE"/>
+          </w:tcPr>
           <w:p>
             <w:pPr>
               <w:pStyle w:val="Compact"/>
@@ -7660,7 +8106,9 @@
       </w:tr>
       <w:tr>
         <w:tc>
-          <w:tcPr/>
+          <w:tcPr>
+            <w:shd w:val="clear" w:color="auto" w:fill="FAFCFE"/>
+          </w:tcPr>
           <w:p>
             <w:pPr>
               <w:pStyle w:val="Compact"/>
@@ -7676,7 +8124,9 @@
           </w:p>
         </w:tc>
         <w:tc>
-          <w:tcPr/>
+          <w:tcPr>
+            <w:shd w:val="clear" w:color="auto" w:fill="FAFCFE"/>
+          </w:tcPr>
           <w:p>
             <w:pPr>
               <w:pStyle w:val="Compact"/>
@@ -7692,7 +8142,9 @@
           </w:p>
         </w:tc>
         <w:tc>
-          <w:tcPr/>
+          <w:tcPr>
+            <w:shd w:val="clear" w:color="auto" w:fill="FAFCFE"/>
+          </w:tcPr>
           <w:p>
             <w:pPr>
               <w:pStyle w:val="Compact"/>
@@ -7708,7 +8160,9 @@
           </w:p>
         </w:tc>
         <w:tc>
-          <w:tcPr/>
+          <w:tcPr>
+            <w:shd w:val="clear" w:color="auto" w:fill="FAFCFE"/>
+          </w:tcPr>
           <w:p>
             <w:pPr>
               <w:pStyle w:val="Compact"/>
@@ -7792,7 +8246,9 @@
       </w:tr>
       <w:tr>
         <w:tc>
-          <w:tcPr/>
+          <w:tcPr>
+            <w:shd w:val="clear" w:color="auto" w:fill="FAFCFE"/>
+          </w:tcPr>
           <w:p>
             <w:pPr>
               <w:pStyle w:val="Compact"/>
@@ -7810,7 +8266,9 @@
           </w:p>
         </w:tc>
         <w:tc>
-          <w:tcPr/>
+          <w:tcPr>
+            <w:shd w:val="clear" w:color="auto" w:fill="FAFCFE"/>
+          </w:tcPr>
           <w:p>
             <w:pPr>
               <w:pStyle w:val="Compact"/>
@@ -7828,7 +8286,9 @@
           </w:p>
         </w:tc>
         <w:tc>
-          <w:tcPr/>
+          <w:tcPr>
+            <w:shd w:val="clear" w:color="auto" w:fill="FAFCFE"/>
+          </w:tcPr>
           <w:p>
             <w:pPr>
               <w:pStyle w:val="Compact"/>
@@ -7844,7 +8304,9 @@
           </w:p>
         </w:tc>
         <w:tc>
-          <w:tcPr/>
+          <w:tcPr>
+            <w:shd w:val="clear" w:color="auto" w:fill="FAFCFE"/>
+          </w:tcPr>
           <w:p>
             <w:pPr>
               <w:pStyle w:val="Compact"/>
@@ -7928,7 +8390,9 @@
       </w:tr>
       <w:tr>
         <w:tc>
-          <w:tcPr/>
+          <w:tcPr>
+            <w:shd w:val="clear" w:color="auto" w:fill="FAFCFE"/>
+          </w:tcPr>
           <w:p>
             <w:pPr>
               <w:pStyle w:val="Compact"/>
@@ -7946,7 +8410,9 @@
           </w:p>
         </w:tc>
         <w:tc>
-          <w:tcPr/>
+          <w:tcPr>
+            <w:shd w:val="clear" w:color="auto" w:fill="FAFCFE"/>
+          </w:tcPr>
           <w:p>
             <w:pPr>
               <w:pStyle w:val="Compact"/>
@@ -7964,7 +8430,9 @@
           </w:p>
         </w:tc>
         <w:tc>
-          <w:tcPr/>
+          <w:tcPr>
+            <w:shd w:val="clear" w:color="auto" w:fill="FAFCFE"/>
+          </w:tcPr>
           <w:p>
             <w:pPr>
               <w:pStyle w:val="Compact"/>
@@ -7980,7 +8448,9 @@
           </w:p>
         </w:tc>
         <w:tc>
-          <w:tcPr/>
+          <w:tcPr>
+            <w:shd w:val="clear" w:color="auto" w:fill="FAFCFE"/>
+          </w:tcPr>
           <w:p>
             <w:pPr>
               <w:pStyle w:val="Compact"/>
@@ -8147,6 +8617,15 @@
         <w:tblStyle w:val="Table"/>
         <w:tblW w:type="auto" w:w="0"/>
         <w:tblLook w:firstRow="1" w:lastRow="0" w:firstColumn="0" w:lastColumn="0" w:noHBand="0" w:noVBand="0" w:val="0020"/>
+        <w:jc w:val="center"/>
+        <w:tblBorders>
+          <w:top w:val="single" w:sz="4" w:color="C9D3DE"/>
+          <w:left w:val="single" w:sz="4" w:color="C9D3DE"/>
+          <w:bottom w:val="single" w:sz="4" w:color="C9D3DE"/>
+          <w:right w:val="single" w:sz="4" w:color="C9D3DE"/>
+          <w:insideH w:val="single" w:sz="4" w:color="C9D3DE"/>
+          <w:insideV w:val="single" w:sz="4" w:color="C9D3DE"/>
+        </w:tblBorders>
         <w:bidiVisual/>
       </w:tblPr>
       <w:tblGrid>
@@ -8160,14 +8639,18 @@
           <w:tblHeader w:val="on"/>
         </w:trPr>
         <w:tc>
-          <w:tcPr/>
-          <w:p>
-            <w:pPr>
-              <w:pStyle w:val="Compact"/>
-              <w:bidi/>
-            </w:pPr>
-            <w:r>
-              <w:rPr>
+          <w:tcPr>
+            <w:shd w:val="clear" w:color="auto" w:fill="1E3A5F"/>
+          </w:tcPr>
+          <w:p>
+            <w:pPr>
+              <w:pStyle w:val="Compact"/>
+              <w:bidi/>
+            </w:pPr>
+            <w:r>
+              <w:rPr>
+                <w:b/>
+                <w:color w:val="FFFFFF"/>
                 <w:sz w:val="22"/>
                 <w:rtl/>
               </w:rPr>
@@ -8176,14 +8659,18 @@
           </w:p>
         </w:tc>
         <w:tc>
-          <w:tcPr/>
-          <w:p>
-            <w:pPr>
-              <w:pStyle w:val="Compact"/>
-              <w:bidi/>
-            </w:pPr>
-            <w:r>
-              <w:rPr>
+          <w:tcPr>
+            <w:shd w:val="clear" w:color="auto" w:fill="1E3A5F"/>
+          </w:tcPr>
+          <w:p>
+            <w:pPr>
+              <w:pStyle w:val="Compact"/>
+              <w:bidi/>
+            </w:pPr>
+            <w:r>
+              <w:rPr>
+                <w:b/>
+                <w:color w:val="FFFFFF"/>
                 <w:sz w:val="22"/>
                 <w:rtl/>
               </w:rPr>
@@ -8192,14 +8679,18 @@
           </w:p>
         </w:tc>
         <w:tc>
-          <w:tcPr/>
-          <w:p>
-            <w:pPr>
-              <w:pStyle w:val="Compact"/>
-              <w:bidi/>
-            </w:pPr>
-            <w:r>
-              <w:rPr>
+          <w:tcPr>
+            <w:shd w:val="clear" w:color="auto" w:fill="1E3A5F"/>
+          </w:tcPr>
+          <w:p>
+            <w:pPr>
+              <w:pStyle w:val="Compact"/>
+              <w:bidi/>
+            </w:pPr>
+            <w:r>
+              <w:rPr>
+                <w:b/>
+                <w:color w:val="FFFFFF"/>
                 <w:sz w:val="22"/>
                 <w:rtl/>
               </w:rPr>
@@ -8208,14 +8699,18 @@
           </w:p>
         </w:tc>
         <w:tc>
-          <w:tcPr/>
-          <w:p>
-            <w:pPr>
-              <w:pStyle w:val="Compact"/>
-              <w:bidi/>
-            </w:pPr>
-            <w:r>
-              <w:rPr>
+          <w:tcPr>
+            <w:shd w:val="clear" w:color="auto" w:fill="1E3A5F"/>
+          </w:tcPr>
+          <w:p>
+            <w:pPr>
+              <w:pStyle w:val="Compact"/>
+              <w:bidi/>
+            </w:pPr>
+            <w:r>
+              <w:rPr>
+                <w:b/>
+                <w:color w:val="FFFFFF"/>
                 <w:sz w:val="22"/>
                 <w:rtl/>
               </w:rPr>
@@ -8293,7 +8788,9 @@
       </w:tr>
       <w:tr>
         <w:tc>
-          <w:tcPr/>
+          <w:tcPr>
+            <w:shd w:val="clear" w:color="auto" w:fill="FAFCFE"/>
+          </w:tcPr>
           <w:p>
             <w:pPr>
               <w:pStyle w:val="Compact"/>
@@ -8310,7 +8807,9 @@
           </w:p>
         </w:tc>
         <w:tc>
-          <w:tcPr/>
+          <w:tcPr>
+            <w:shd w:val="clear" w:color="auto" w:fill="FAFCFE"/>
+          </w:tcPr>
           <w:p>
             <w:pPr>
               <w:pStyle w:val="Compact"/>
@@ -8326,7 +8825,9 @@
           </w:p>
         </w:tc>
         <w:tc>
-          <w:tcPr/>
+          <w:tcPr>
+            <w:shd w:val="clear" w:color="auto" w:fill="FAFCFE"/>
+          </w:tcPr>
           <w:p>
             <w:pPr>
               <w:pStyle w:val="Compact"/>
@@ -8342,7 +8843,9 @@
           </w:p>
         </w:tc>
         <w:tc>
-          <w:tcPr/>
+          <w:tcPr>
+            <w:shd w:val="clear" w:color="auto" w:fill="FAFCFE"/>
+          </w:tcPr>
           <w:p>
             <w:pPr>
               <w:pStyle w:val="Compact"/>
@@ -8427,7 +8930,9 @@
       </w:tr>
       <w:tr>
         <w:tc>
-          <w:tcPr/>
+          <w:tcPr>
+            <w:shd w:val="clear" w:color="auto" w:fill="FAFCFE"/>
+          </w:tcPr>
           <w:p>
             <w:pPr>
               <w:pStyle w:val="Compact"/>
@@ -8444,7 +8949,9 @@
           </w:p>
         </w:tc>
         <w:tc>
-          <w:tcPr/>
+          <w:tcPr>
+            <w:shd w:val="clear" w:color="auto" w:fill="FAFCFE"/>
+          </w:tcPr>
           <w:p>
             <w:pPr>
               <w:pStyle w:val="Compact"/>
@@ -8460,7 +8967,9 @@
           </w:p>
         </w:tc>
         <w:tc>
-          <w:tcPr/>
+          <w:tcPr>
+            <w:shd w:val="clear" w:color="auto" w:fill="FAFCFE"/>
+          </w:tcPr>
           <w:p>
             <w:pPr>
               <w:pStyle w:val="Compact"/>
@@ -8476,7 +8985,9 @@
           </w:p>
         </w:tc>
         <w:tc>
-          <w:tcPr/>
+          <w:tcPr>
+            <w:shd w:val="clear" w:color="auto" w:fill="FAFCFE"/>
+          </w:tcPr>
           <w:p>
             <w:pPr>
               <w:pStyle w:val="Compact"/>
@@ -8575,7 +9086,9 @@
       </w:tr>
       <w:tr>
         <w:tc>
-          <w:tcPr/>
+          <w:tcPr>
+            <w:shd w:val="clear" w:color="auto" w:fill="FAFCFE"/>
+          </w:tcPr>
           <w:p>
             <w:pPr>
               <w:pStyle w:val="Compact"/>
@@ -8592,7 +9105,9 @@
           </w:p>
         </w:tc>
         <w:tc>
-          <w:tcPr/>
+          <w:tcPr>
+            <w:shd w:val="clear" w:color="auto" w:fill="FAFCFE"/>
+          </w:tcPr>
           <w:p>
             <w:pPr>
               <w:pStyle w:val="Compact"/>
@@ -8608,7 +9123,9 @@
           </w:p>
         </w:tc>
         <w:tc>
-          <w:tcPr/>
+          <w:tcPr>
+            <w:shd w:val="clear" w:color="auto" w:fill="FAFCFE"/>
+          </w:tcPr>
           <w:p>
             <w:pPr>
               <w:pStyle w:val="Compact"/>
@@ -8624,7 +9141,9 @@
           </w:p>
         </w:tc>
         <w:tc>
-          <w:tcPr/>
+          <w:tcPr>
+            <w:shd w:val="clear" w:color="auto" w:fill="FAFCFE"/>
+          </w:tcPr>
           <w:p>
             <w:pPr>
               <w:pStyle w:val="Compact"/>
